--- a/docs/Buch Bayrische Nächte/Buch 6.docx
+++ b/docs/Buch Bayrische Nächte/Buch 6.docx
@@ -4,42 +4,168 @@
   <w:body>
     <w:p>
       <w:r>
-        <w:t>Die Helden kämpfen gegen den Teufel und werden von Anna verraten.</w:t>
-      </w:r>
-      <w:r>
-        <w:t xml:space="preserve"> Anna wurde über die Bücher langsam vom Urwerwolf beeinflusst und wurde so immer mehr zu Fury.</w:t>
-      </w:r>
-      <w:r>
-        <w:t xml:space="preserve"> </w:t>
-      </w:r>
-      <w:r>
-        <w:t>Anna</w:t>
-      </w:r>
-      <w:r>
-        <w:t xml:space="preserve"> tötet Sabine vor allen Augen und bringt so ihre komplette Wut zum Vorschein. Der Teufel beginnt sie aufzunehmen, doch weiß er, dass das nur kurz andauern wird. Er greift die Helden mit fast seiner kompletten Macht an.</w:t>
-      </w:r>
-      <w:r>
-        <w:t xml:space="preserve"> Ohne </w:t>
-      </w:r>
-      <w:r>
-        <w:t>Anna</w:t>
-      </w:r>
-      <w:r>
-        <w:t xml:space="preserve"> werden die Helden vom Teufel getötet</w:t>
-      </w:r>
-      <w:r>
-        <w:t>, auch wenn er nicht bei voller Stärke ist,</w:t>
-      </w:r>
-      <w:r>
-        <w:t xml:space="preserve"> mit einer Waffe, welche die Seele vernichtet, verbannt etc. (noch ausdenken und in den anderen Büchern verstreuen)</w:t>
-      </w:r>
-      <w:r>
-        <w:t>.</w:t>
-      </w:r>
+        <w:t xml:space="preserve">Die sieben Siegel werden nach und nach gebrochen: </w:t>
+      </w:r>
+      <w:hyperlink r:id="rId5" w:history="1">
+        <w:r>
+          <w:rPr>
+            <w:rStyle w:val="Hyperlink"/>
+          </w:rPr>
+          <w:t>https://en.wikipedia.org/wiki/Seven_seals</w:t>
+        </w:r>
+      </w:hyperlink>
     </w:p>
     <w:p>
-      <w:r>
-        <w:t>Maximilian und Janette hatten sich aus dem Kampf herausgehalten und fliehen, Maximilian aktiviert die Uhr zusammen mit Janette und die Zeitschleife beginnt von neuem, auf eine hastig gestellte Uhrzeit bevor dem Dezember 1882. Nur weiß der Teufel jetzt alles was er wissen muss</w:t>
+      <w:pPr>
+        <w:pStyle w:val="Listenabsatz"/>
+        <w:numPr>
+          <w:ilvl w:val="0"/>
+          <w:numId w:val="1"/>
+        </w:numPr>
+      </w:pPr>
+      <w:r>
+        <w:t>Die Ankunft der Helden</w:t>
+      </w:r>
+      <w:r>
+        <w:t xml:space="preserve"> und Vota</w:t>
+      </w:r>
+      <w:r>
+        <w:t xml:space="preserve"> als Vorboten der Öffnung der anderen Siegel auf einem weißen Schiff in Griechenland.</w:t>
+      </w:r>
+    </w:p>
+    <w:p>
+      <w:pPr>
+        <w:pStyle w:val="Listenabsatz"/>
+        <w:numPr>
+          <w:ilvl w:val="0"/>
+          <w:numId w:val="1"/>
+        </w:numPr>
+      </w:pPr>
+      <w:r>
+        <w:t>König Ludwig II. reitet auf einem roten Pferd über die Grenze zwischen Bayern und Württemberg bei Ulm. Er beginnt einen Krieg, fehlgeleitet und kontrolliert von den Harbingern.</w:t>
+      </w:r>
+    </w:p>
+    <w:p>
+      <w:pPr>
+        <w:pStyle w:val="Listenabsatz"/>
+        <w:numPr>
+          <w:ilvl w:val="0"/>
+          <w:numId w:val="1"/>
+        </w:numPr>
+      </w:pPr>
+      <w:r>
+        <w:t>Schwarze Züge transportieren Korn, welches hochgradig vergiftet ist. Überall im Land und angrenzend sterben Vieh and schlechtem Futter. Gemüse wächst nicht mehr und aufgrund des Krieges bleiben Lieferungen aus. Die Harbingers haben mit den Ashbringern die Ernten von deutschen Staaten vergiftet.</w:t>
+      </w:r>
+    </w:p>
+    <w:p>
+      <w:pPr>
+        <w:pStyle w:val="Listenabsatz"/>
+        <w:numPr>
+          <w:ilvl w:val="0"/>
+          <w:numId w:val="1"/>
+        </w:numPr>
+      </w:pPr>
+      <w:r>
+        <w:t>Kutschen aus blassem Tuch transportieren Tote zu Massenbegräbnissen</w:t>
+      </w:r>
+    </w:p>
+    <w:p>
+      <w:pPr>
+        <w:pStyle w:val="Listenabsatz"/>
+        <w:numPr>
+          <w:ilvl w:val="0"/>
+          <w:numId w:val="1"/>
+        </w:numPr>
+      </w:pPr>
+      <w:r>
+        <w:t>Erneut werden in religiösen Gebäuden rund um die Welt die 8 Psalmen an den Decken gefunden. Dieses mal predigen die Priester den ersten Psalm in der Sprache der Hölle, unablässig bis sie vor Durst sterben.</w:t>
+      </w:r>
+    </w:p>
+    <w:p>
+      <w:r>
+        <w:t>Vota trifft sich mit den Ashbringern um ein Ende zu dem Chaos zu bringen.</w:t>
+      </w:r>
+    </w:p>
+    <w:p>
+      <w:r>
+        <w:t>Der Teufel lockt</w:t>
+      </w:r>
+      <w:r>
+        <w:t xml:space="preserve"> mit den Harbingern</w:t>
+      </w:r>
+      <w:r>
+        <w:t xml:space="preserve"> Vota </w:t>
+      </w:r>
+      <w:r>
+        <w:t xml:space="preserve">und die Ashbringer </w:t>
+      </w:r>
+      <w:r>
+        <w:t>in eine Falle und kann sich ihn einverleiben.</w:t>
+      </w:r>
+    </w:p>
+    <w:p>
+      <w:pPr>
+        <w:pStyle w:val="Listenabsatz"/>
+        <w:numPr>
+          <w:ilvl w:val="0"/>
+          <w:numId w:val="1"/>
+        </w:numPr>
+      </w:pPr>
+      <w:r>
+        <w:t>Naturkatastrophen zerstören Schiffe und Häfen auf der Welt. Stürme wehen über das Land.</w:t>
+      </w:r>
+    </w:p>
+    <w:p>
+      <w:r>
+        <w:t>Die Helden kämpfen gegen den Teufel und werden von Anna verraten.</w:t>
+      </w:r>
+      <w:r>
+        <w:t xml:space="preserve"> Anna wurde über die Bücher langsam vom Urwerwolf beeinflusst und wurde so immer mehr zu Fury.</w:t>
+      </w:r>
+      <w:r>
+        <w:t xml:space="preserve"> </w:t>
+      </w:r>
+      <w:r>
+        <w:t>Anna</w:t>
+      </w:r>
+      <w:r>
+        <w:t xml:space="preserve"> tötet Sabine vor allen Augen und bringt so ihre komplette Wut zum Vorschein. Der Teufel beginnt sie aufzunehmen, doch weiß er, dass das nur kurz andauern wird. Er greift die Helden mit fast seiner kompletten Macht an.</w:t>
+      </w:r>
+      <w:r>
+        <w:t xml:space="preserve"> Ohne </w:t>
+      </w:r>
+      <w:r>
+        <w:t>Anna</w:t>
+      </w:r>
+      <w:r>
+        <w:t xml:space="preserve"> werden die Helden vom Teufel getötet</w:t>
+      </w:r>
+      <w:r>
+        <w:t>, auch wenn er nicht bei voller Stärke ist,</w:t>
+      </w:r>
+      <w:r>
+        <w:t xml:space="preserve"> mit einer Waffe, welche die Seele vernichtet, verbannt etc. (noch ausdenken und in den anderen Büchern verstreuen)</w:t>
+      </w:r>
+      <w:r>
+        <w:t>.</w:t>
+      </w:r>
+    </w:p>
+    <w:p>
+      <w:pPr>
+        <w:pStyle w:val="Listenabsatz"/>
+        <w:numPr>
+          <w:ilvl w:val="0"/>
+          <w:numId w:val="1"/>
+        </w:numPr>
+      </w:pPr>
+      <w:r>
+        <w:t>Maximilian und Janette hatten sich aus dem Kampf herausgehalten und fliehen,</w:t>
+      </w:r>
+      <w:r>
+        <w:t xml:space="preserve"> während eine Trompete nach der anderen einsetzt, immer lauter, überall um sie herum. Gerade als die siebte Trompete erschallt:</w:t>
+      </w:r>
+      <w:r>
+        <w:t xml:space="preserve"> Maximilian aktiviert die Uhr zusammen mit Janette und die Zeitschleife beginnt von neuem, auf eine hastig gestellte Uhrzeit bevor dem Dezember 1882. Nur weiß der Teufel jetzt alles was er wissen muss</w:t>
       </w:r>
       <w:r>
         <w:t xml:space="preserve"> um in der nächsten Zeitspirale noch schneller zu sein</w:t>
@@ -50,9 +176,14 @@
     </w:p>
     <w:p/>
     <w:p/>
+    <w:p/>
     <w:p>
       <w:r>
-        <w:t>Kein Epilog, mehrere leere Seiten bis pro Seite immer mehr Wörter kommen, die Gedanken der Helden als Seele.</w:t>
+        <w:lastRenderedPageBreak/>
+        <w:t>M</w:t>
+      </w:r>
+      <w:r>
+        <w:t>ehrere leere Seiten bis pro Seite immer mehr Wörter kommen, die Gedanken der Helden als Seele.</w:t>
       </w:r>
       <w:r>
         <w:t xml:space="preserve"> Erst als sie alle zusammen reden und der Schäferin </w:t>
@@ -61,10 +192,1684 @@
         <w:t>begegnen</w:t>
       </w:r>
       <w:r>
+        <w:t>.</w:t>
+      </w:r>
+    </w:p>
+    <w:p/>
+    <w:p>
+      <w:pPr>
+        <w:pStyle w:val="berschrift2"/>
+        <w:rPr>
+          <w:lang w:val="en-US"/>
+        </w:rPr>
+      </w:pPr>
+      <w:r>
+        <w:rPr>
+          <w:lang w:val="en-US"/>
+        </w:rPr>
+        <w:t>Epilog</w:t>
+      </w:r>
+    </w:p>
+    <w:p>
+      <w:pPr>
+        <w:rPr>
+          <w:lang w:val="en-US"/>
+        </w:rPr>
+      </w:pPr>
+      <w:r>
+        <w:rPr>
+          <w:lang w:val="en-US"/>
+        </w:rPr>
+        <w:tab/>
+        <w:t>An endless ocean, waves crashing against waves, falling, rising, before they finally collided with her shores of red.</w:t>
+      </w:r>
+      <w:r>
+        <w:rPr>
+          <w:lang w:val="en-US"/>
+        </w:rPr>
+        <w:t xml:space="preserve"> The breeze gently wove around her, her lose white dress rippling over her dark skin, her a</w:t>
+      </w:r>
+      <w:r>
+        <w:rPr>
+          <w:lang w:val="en-US"/>
+        </w:rPr>
+        <w:t>uburn</w:t>
+      </w:r>
+      <w:r>
+        <w:rPr>
+          <w:lang w:val="en-US"/>
+        </w:rPr>
+        <w:t xml:space="preserve"> hair</w:t>
+      </w:r>
+      <w:r>
+        <w:rPr>
+          <w:lang w:val="en-US"/>
+        </w:rPr>
+        <w:t xml:space="preserve"> played with like leaves. And the waves kept on crashing, the sound so soothing</w:t>
+      </w:r>
+      <w:r>
+        <w:rPr>
+          <w:lang w:val="en-US"/>
+        </w:rPr>
+        <w:t xml:space="preserve"> in her ears. So human </w:t>
+      </w:r>
+      <w:r>
+        <w:rPr>
+          <w:lang w:val="en-US"/>
+        </w:rPr>
+        <w:t xml:space="preserve">was </w:t>
+      </w:r>
+      <w:r>
+        <w:rPr>
+          <w:lang w:val="en-US"/>
+        </w:rPr>
+        <w:t>the feeling</w:t>
+      </w:r>
+      <w:r>
+        <w:rPr>
+          <w:lang w:val="en-US"/>
+        </w:rPr>
+        <w:t>.</w:t>
+      </w:r>
+      <w:r>
+        <w:rPr>
+          <w:lang w:val="en-US"/>
+        </w:rPr>
         <w:t xml:space="preserve"> </w:t>
       </w:r>
       <w:r>
-        <w:t>endet das Buch.</w:t>
+        <w:rPr>
+          <w:lang w:val="en-US"/>
+        </w:rPr>
+        <w:t xml:space="preserve">The water </w:t>
+      </w:r>
+      <w:r>
+        <w:rPr>
+          <w:lang w:val="en-US"/>
+        </w:rPr>
+        <w:t>slowly took away from her land,</w:t>
+      </w:r>
+      <w:r>
+        <w:rPr>
+          <w:lang w:val="en-US"/>
+        </w:rPr>
+        <w:t xml:space="preserve"> as it has always done, reshaping and rearranging.</w:t>
+      </w:r>
+      <w:r>
+        <w:rPr>
+          <w:lang w:val="en-US"/>
+        </w:rPr>
+        <w:t xml:space="preserve"> </w:t>
+      </w:r>
+      <w:r>
+        <w:rPr>
+          <w:lang w:val="en-US"/>
+        </w:rPr>
+        <w:t>F</w:t>
+      </w:r>
+      <w:r>
+        <w:rPr>
+          <w:lang w:val="en-US"/>
+        </w:rPr>
+        <w:t>inger by finger, breath by breath. The same as she felt herself gliding away, parts of her missing in her great memory of ages. A pebble of sand, so insignificant in the scope of the great sphere</w:t>
+      </w:r>
+      <w:r>
+        <w:rPr>
+          <w:lang w:val="en-US"/>
+        </w:rPr>
+        <w:t xml:space="preserve"> Na’al</w:t>
+      </w:r>
+      <w:r>
+        <w:rPr>
+          <w:lang w:val="en-US"/>
+        </w:rPr>
+        <w:t xml:space="preserve"> they all lived on. But if you took enough, steadily, without reprieve. Then you will have stripped it all away. Like her soul.</w:t>
+      </w:r>
+    </w:p>
+    <w:p>
+      <w:pPr>
+        <w:rPr>
+          <w:lang w:val="en-US"/>
+        </w:rPr>
+      </w:pPr>
+      <w:r>
+        <w:rPr>
+          <w:lang w:val="en-US"/>
+        </w:rPr>
+        <w:tab/>
+        <w:t>Shiofthu'Mi</w:t>
+      </w:r>
+      <w:r>
+        <w:rPr>
+          <w:lang w:val="en-US"/>
+        </w:rPr>
+        <w:t xml:space="preserve">, </w:t>
+      </w:r>
+      <w:r>
+        <w:rPr>
+          <w:lang w:val="en-US"/>
+        </w:rPr>
+        <w:t>Builder of Secrets</w:t>
+      </w:r>
+      <w:r>
+        <w:rPr>
+          <w:lang w:val="en-US"/>
+        </w:rPr>
+        <w:t>,</w:t>
+      </w:r>
+      <w:r>
+        <w:rPr>
+          <w:lang w:val="en-US"/>
+        </w:rPr>
+        <w:t xml:space="preserve"> stood</w:t>
+      </w:r>
+      <w:r>
+        <w:rPr>
+          <w:lang w:val="en-US"/>
+        </w:rPr>
+        <w:t xml:space="preserve"> at the railing of her </w:t>
+      </w:r>
+      <w:r>
+        <w:rPr>
+          <w:lang w:val="en-US"/>
+        </w:rPr>
+        <w:t xml:space="preserve">red </w:t>
+      </w:r>
+      <w:r>
+        <w:rPr>
+          <w:lang w:val="en-US"/>
+        </w:rPr>
+        <w:t>sandstone tower,</w:t>
+      </w:r>
+      <w:r>
+        <w:rPr>
+          <w:lang w:val="en-US"/>
+        </w:rPr>
+        <w:t xml:space="preserve"> hands r</w:t>
+      </w:r>
+      <w:r>
+        <w:rPr>
+          <w:lang w:val="en-US"/>
+        </w:rPr>
+        <w:t xml:space="preserve">esting </w:t>
+      </w:r>
+      <w:r>
+        <w:rPr>
+          <w:lang w:val="en-US"/>
+        </w:rPr>
+        <w:t>gently,</w:t>
+      </w:r>
+      <w:r>
+        <w:rPr>
+          <w:lang w:val="en-US"/>
+        </w:rPr>
+        <w:t xml:space="preserve"> its colors amplified by the setting sun, a red like carmine, a testament to the strength of her people, the tallest building the world. From here she could overlook her city of</w:t>
+      </w:r>
+      <w:r>
+        <w:rPr>
+          <w:lang w:val="en-US"/>
+        </w:rPr>
+        <w:t xml:space="preserve"> wonders, build over generations. She had overseen it all, guided them to strife for the greatest expanse. And they all did follow her, her children that they were. Was this all enough? Was she at the end of her achievements? Nothing more to gain? </w:t>
+      </w:r>
+      <w:r>
+        <w:rPr>
+          <w:lang w:val="en-US"/>
+        </w:rPr>
+        <w:t>Irnatrav'Ara</w:t>
+      </w:r>
+      <w:r>
+        <w:rPr>
+          <w:lang w:val="en-US"/>
+        </w:rPr>
+        <w:t>,</w:t>
+      </w:r>
+      <w:r>
+        <w:rPr>
+          <w:lang w:val="en-US"/>
+        </w:rPr>
+        <w:t xml:space="preserve"> </w:t>
+      </w:r>
+      <w:r>
+        <w:rPr>
+          <w:lang w:val="en-US"/>
+        </w:rPr>
+        <w:t>Curious One</w:t>
+      </w:r>
+      <w:r>
+        <w:rPr>
+          <w:lang w:val="en-US"/>
+        </w:rPr>
+        <w:t>,</w:t>
+      </w:r>
+      <w:r>
+        <w:rPr>
+          <w:lang w:val="en-US"/>
+        </w:rPr>
+        <w:t xml:space="preserve"> her own sister,</w:t>
+      </w:r>
+      <w:r>
+        <w:rPr>
+          <w:lang w:val="en-US"/>
+        </w:rPr>
+        <w:t xml:space="preserve"> would disagree with her, but they had disagreed for millennia, through the most time</w:t>
+      </w:r>
+      <w:r>
+        <w:rPr>
+          <w:lang w:val="en-US"/>
+        </w:rPr>
+        <w:t>s</w:t>
+      </w:r>
+      <w:r>
+        <w:rPr>
+          <w:lang w:val="en-US"/>
+        </w:rPr>
+        <w:t xml:space="preserve"> of their </w:t>
+      </w:r>
+      <w:r>
+        <w:rPr>
+          <w:lang w:val="en-US"/>
+        </w:rPr>
+        <w:t xml:space="preserve">stretching </w:t>
+      </w:r>
+      <w:r>
+        <w:rPr>
+          <w:lang w:val="en-US"/>
+        </w:rPr>
+        <w:t xml:space="preserve">lives. </w:t>
+      </w:r>
+      <w:r>
+        <w:rPr>
+          <w:lang w:val="en-US"/>
+        </w:rPr>
+        <w:t>Shiofthu'Mi</w:t>
+      </w:r>
+      <w:r>
+        <w:rPr>
+          <w:lang w:val="en-US"/>
+        </w:rPr>
+        <w:t xml:space="preserve"> stepped on the railing, a feeling of somberness and fulfillment, two opposites, fighting over her. It would not matter who would win. They both wanted the same. So, she took another step.</w:t>
+      </w:r>
+    </w:p>
+    <w:p>
+      <w:pPr>
+        <w:rPr>
+          <w:lang w:val="en-US"/>
+        </w:rPr>
+      </w:pPr>
+      <w:r>
+        <w:rPr>
+          <w:lang w:val="en-US"/>
+        </w:rPr>
+        <w:tab/>
+        <w:t xml:space="preserve">Air rushed past her, so forcefully, a stark difference from the gentle breeze before. She did fall, not a thought in her mind, as wings of the purest white formed around her, stopping her </w:t>
+      </w:r>
+      <w:r>
+        <w:rPr>
+          <w:lang w:val="en-US"/>
+        </w:rPr>
+        <w:t>decent</w:t>
+      </w:r>
+      <w:r>
+        <w:rPr>
+          <w:lang w:val="en-US"/>
+        </w:rPr>
+        <w:t>, her subconscious not letting her crash to the ground. It would be futile anyway, something as simple as a drop, even so high, could only harm her body. Her soul would live on though, as it had so many times in the past</w:t>
+      </w:r>
+      <w:r>
+        <w:rPr>
+          <w:lang w:val="en-US"/>
+        </w:rPr>
+        <w:t>, reforming her to her will</w:t>
+      </w:r>
+      <w:r>
+        <w:rPr>
+          <w:lang w:val="en-US"/>
+        </w:rPr>
+        <w:t>. They could not kill each other, not really, and not anymore. No one was powerful enough, note even all eight of them</w:t>
+      </w:r>
+      <w:r>
+        <w:rPr>
+          <w:lang w:val="en-US"/>
+        </w:rPr>
+        <w:t>, they transcended mortal definitions long ago. They could only s</w:t>
+      </w:r>
+      <w:r>
+        <w:rPr>
+          <w:lang w:val="en-US"/>
+        </w:rPr>
+        <w:t xml:space="preserve">eal </w:t>
+      </w:r>
+      <w:r>
+        <w:rPr>
+          <w:lang w:val="en-US"/>
+        </w:rPr>
+        <w:t xml:space="preserve">one another, what they had done to </w:t>
+      </w:r>
+      <w:r>
+        <w:rPr>
+          <w:lang w:val="en-US"/>
+        </w:rPr>
+        <w:t>Naitro'Nai</w:t>
+      </w:r>
+      <w:r>
+        <w:rPr>
+          <w:lang w:val="en-US"/>
+        </w:rPr>
+        <w:t>,</w:t>
+      </w:r>
+      <w:r>
+        <w:rPr>
+          <w:lang w:val="en-US"/>
+        </w:rPr>
+        <w:t xml:space="preserve"> </w:t>
+      </w:r>
+      <w:r>
+        <w:rPr>
+          <w:lang w:val="en-US"/>
+        </w:rPr>
+        <w:t>Son of Worlds</w:t>
+      </w:r>
+      <w:r>
+        <w:rPr>
+          <w:lang w:val="en-US"/>
+        </w:rPr>
+        <w:t>,</w:t>
+      </w:r>
+      <w:r>
+        <w:rPr>
+          <w:lang w:val="en-US"/>
+        </w:rPr>
+        <w:t xml:space="preserve"> what had been necessary, after he could not be contained, striving for more and more, killing more and more beings just for their souls. A meatgrinder of endless agony.</w:t>
+      </w:r>
+      <w:r>
+        <w:rPr>
+          <w:lang w:val="en-US"/>
+        </w:rPr>
+        <w:t xml:space="preserve"> Or could they do more?</w:t>
+      </w:r>
+    </w:p>
+    <w:p>
+      <w:pPr>
+        <w:rPr>
+          <w:lang w:val="en-US"/>
+        </w:rPr>
+      </w:pPr>
+      <w:r>
+        <w:rPr>
+          <w:lang w:val="en-US"/>
+        </w:rPr>
+        <w:tab/>
+        <w:t xml:space="preserve">She drew her wings back, and instead stepped on a shimmering white mist forming under each of her feet, appearing and vanishing with each of her steps. She strode over her city, her people below admiring their goddess as she wandered over their heads. She loved to stroll through their ranks, giving them hope and </w:t>
+      </w:r>
+      <w:r>
+        <w:rPr>
+          <w:lang w:val="en-US"/>
+        </w:rPr>
+        <w:t>reconciliation</w:t>
+      </w:r>
+      <w:r>
+        <w:rPr>
+          <w:lang w:val="en-US"/>
+        </w:rPr>
+        <w:t>, bringing out the best in them. But today she felt a melancholy, one so old it would crush any mortal being just at the thought of it. She wanted to be alone. Step by step she went on, remembering. So much.</w:t>
+      </w:r>
+    </w:p>
+    <w:p>
+      <w:pPr>
+        <w:rPr>
+          <w:lang w:val="en-US"/>
+        </w:rPr>
+      </w:pPr>
+      <w:r>
+        <w:rPr>
+          <w:lang w:val="en-US"/>
+        </w:rPr>
+        <w:lastRenderedPageBreak/>
+        <w:tab/>
+      </w:r>
+      <w:r>
+        <w:rPr>
+          <w:lang w:val="en-US"/>
+        </w:rPr>
+        <w:t>Omofy'Olrak</w:t>
+      </w:r>
+      <w:r>
+        <w:rPr>
+          <w:lang w:val="en-US"/>
+        </w:rPr>
+        <w:t xml:space="preserve">, </w:t>
+      </w:r>
+      <w:r>
+        <w:rPr>
+          <w:lang w:val="en-US"/>
+        </w:rPr>
+        <w:t>Daughter who Guides</w:t>
+      </w:r>
+      <w:r>
+        <w:rPr>
+          <w:lang w:val="en-US"/>
+        </w:rPr>
+        <w:t>,</w:t>
+      </w:r>
+      <w:r>
+        <w:rPr>
+          <w:lang w:val="en-US"/>
+        </w:rPr>
+        <w:t xml:space="preserve"> had called for a meeting of the </w:t>
+      </w:r>
+      <w:r>
+        <w:rPr>
+          <w:lang w:val="en-US"/>
+        </w:rPr>
+        <w:t>Shiof'Miari</w:t>
+      </w:r>
+      <w:r>
+        <w:rPr>
+          <w:lang w:val="en-US"/>
+        </w:rPr>
+        <w:t xml:space="preserve">, an event that only had occurred three times now in </w:t>
+      </w:r>
+      <w:r>
+        <w:rPr>
+          <w:lang w:val="en-US"/>
+        </w:rPr>
+        <w:t>their lifetimes, as she was the wisest of them all.</w:t>
+      </w:r>
+      <w:r>
+        <w:rPr>
+          <w:lang w:val="en-US"/>
+        </w:rPr>
+        <w:t xml:space="preserve"> First time when they could not decide on what to do with their newfound strength they had harnessed for a few generations. Such little time. And they had been so taken over by feelings, rash and unthinking. They were not able to come together, so they split and their tribe with them. Each went off in different directions, the continent vast enough for their own</w:t>
+      </w:r>
+      <w:r>
+        <w:rPr>
+          <w:lang w:val="en-US"/>
+        </w:rPr>
+        <w:t xml:space="preserve">, so much of Na’al covered by water, one they could not travers just yet. Each of the eight tribes spread and grew, so conflict had been </w:t>
+      </w:r>
+      <w:r>
+        <w:rPr>
+          <w:lang w:val="en-US"/>
+        </w:rPr>
+        <w:t>inevitable</w:t>
+      </w:r>
+      <w:r>
+        <w:rPr>
+          <w:lang w:val="en-US"/>
+        </w:rPr>
+        <w:t>. Wars had been fought, clashes of stone and soul, bronze and soul, steel and soul.</w:t>
+      </w:r>
+      <w:r>
+        <w:rPr>
+          <w:lang w:val="en-US"/>
+        </w:rPr>
+        <w:t xml:space="preserve"> Never ending, only evolving to more brutality. Their civilizations still thrived, all so close together, as trade and migration still happened. Their languages were so similar, no one had to learn anew. Just listen. But still they fought.</w:t>
+      </w:r>
+    </w:p>
+    <w:p>
+      <w:pPr>
+        <w:rPr>
+          <w:lang w:val="en-US"/>
+        </w:rPr>
+      </w:pPr>
+      <w:r>
+        <w:rPr>
+          <w:lang w:val="en-US"/>
+        </w:rPr>
+        <w:tab/>
+        <w:t xml:space="preserve">The second time was to barter peace, after over three thousand rotations had passed, for they had grown tired of it all. This time </w:t>
+      </w:r>
+      <w:r>
+        <w:rPr>
+          <w:lang w:val="en-US"/>
+        </w:rPr>
+        <w:t>Ethfyosh'Ikar</w:t>
+      </w:r>
+      <w:r>
+        <w:rPr>
+          <w:lang w:val="en-US"/>
+        </w:rPr>
+        <w:t xml:space="preserve">, </w:t>
+      </w:r>
+      <w:r>
+        <w:rPr>
+          <w:lang w:val="en-US"/>
+        </w:rPr>
+        <w:t xml:space="preserve">Restless </w:t>
+      </w:r>
+      <w:r>
+        <w:rPr>
+          <w:lang w:val="en-US"/>
+        </w:rPr>
+        <w:t>Foreseer</w:t>
+      </w:r>
+      <w:r>
+        <w:rPr>
+          <w:lang w:val="en-US"/>
+        </w:rPr>
+        <w:t>,</w:t>
+      </w:r>
+      <w:r>
+        <w:rPr>
+          <w:lang w:val="en-US"/>
+        </w:rPr>
+        <w:t xml:space="preserve"> called the meeting, for he saw that nothing could be gained, that no one could win. They had slain each other, only to reform again, and with each death in their ranks they grew stronger, taking in soul after soul, a refuge for their people. They had formed themselves into perfect beings, their image one of true gods, immaculate and all powerful.</w:t>
+      </w:r>
+      <w:r>
+        <w:rPr>
+          <w:lang w:val="en-US"/>
+        </w:rPr>
+        <w:t xml:space="preserve"> They did not suffer, only their common folk. They fought the wars, and not their priests.</w:t>
+      </w:r>
+      <w:r>
+        <w:rPr>
+          <w:lang w:val="en-US"/>
+        </w:rPr>
+        <w:t xml:space="preserve"> Not their heralds. She stopped over one of her temples, a building made of the same red sandstone her tower was formed. A place for her worship, which was flattering, but irked her </w:t>
+      </w:r>
+      <w:r>
+        <w:rPr>
+          <w:lang w:val="en-US"/>
+        </w:rPr>
+        <w:t>immensly</w:t>
+      </w:r>
+      <w:r>
+        <w:rPr>
+          <w:lang w:val="en-US"/>
+        </w:rPr>
+        <w:t xml:space="preserve">. </w:t>
+      </w:r>
+      <w:r>
+        <w:rPr>
+          <w:lang w:val="en-US"/>
+        </w:rPr>
+        <w:t>Asarat'Rike</w:t>
+      </w:r>
+      <w:r>
+        <w:rPr>
+          <w:lang w:val="en-US"/>
+        </w:rPr>
+        <w:t>,</w:t>
+      </w:r>
+      <w:r>
+        <w:rPr>
+          <w:lang w:val="en-US"/>
+        </w:rPr>
+        <w:t xml:space="preserve"> Holder of Feelings</w:t>
+      </w:r>
+      <w:r>
+        <w:rPr>
+          <w:lang w:val="en-US"/>
+        </w:rPr>
+        <w:t>,</w:t>
+      </w:r>
+      <w:r>
+        <w:rPr>
+          <w:lang w:val="en-US"/>
+        </w:rPr>
+        <w:t xml:space="preserve"> proposed,</w:t>
+      </w:r>
+      <w:r>
+        <w:rPr>
+          <w:lang w:val="en-US"/>
+        </w:rPr>
+        <w:t xml:space="preserve"> ever thoughtful</w:t>
+      </w:r>
+      <w:r>
+        <w:rPr>
+          <w:lang w:val="en-US"/>
+        </w:rPr>
+        <w:t xml:space="preserve"> that she was</w:t>
+      </w:r>
+      <w:r>
+        <w:rPr>
+          <w:lang w:val="en-US"/>
+        </w:rPr>
+        <w:t>,</w:t>
+      </w:r>
+      <w:r>
+        <w:rPr>
+          <w:lang w:val="en-US"/>
+        </w:rPr>
+        <w:t xml:space="preserve"> that they would split the land in parts of eight, as water was a hindrance still, a place on which they had not fought</w:t>
+      </w:r>
+      <w:r>
+        <w:rPr>
+          <w:lang w:val="en-US"/>
+        </w:rPr>
+        <w:t>, where their ships had not sailed, as it was not necessary</w:t>
+      </w:r>
+      <w:r>
+        <w:rPr>
+          <w:lang w:val="en-US"/>
+        </w:rPr>
+        <w:t>. A barrier, natural and vast, over which the eight of them could easily travel. And which they could rule in peace and prosperity.</w:t>
+      </w:r>
+      <w:r>
+        <w:rPr>
+          <w:lang w:val="en-US"/>
+        </w:rPr>
+        <w:t xml:space="preserve"> So they marked their stake and with utmost power they split the earth and drifted them apart in big chunks of rock and soil. Eight planes instead of one.</w:t>
+      </w:r>
+    </w:p>
+    <w:p>
+      <w:pPr>
+        <w:rPr>
+          <w:lang w:val="en-US"/>
+        </w:rPr>
+      </w:pPr>
+      <w:r>
+        <w:rPr>
+          <w:lang w:val="en-US"/>
+        </w:rPr>
+        <w:tab/>
+        <w:t xml:space="preserve">That all went well for quite some time, until they had noticed, that </w:t>
+      </w:r>
+      <w:r>
+        <w:rPr>
+          <w:lang w:val="en-US"/>
+        </w:rPr>
+        <w:t>Naitro'Nai</w:t>
+      </w:r>
+      <w:r>
+        <w:rPr>
+          <w:lang w:val="en-US"/>
+        </w:rPr>
+        <w:t xml:space="preserve"> was even now, after all those wars and death, hoarding souls to strengthen himself even further. Something they had forbidden under the strictest of terms. No words of pleading would be heard, emissaries attacked, even they themselves send away under threat. The threat to spark another war that would engulf the world anew. They had seen that his people had started to learn the ways of the sea, gigantic ships had been built over the last generations and new weapons created. Humanities ingenuity could not be stopped, not squished</w:t>
+      </w:r>
+      <w:r>
+        <w:rPr>
+          <w:lang w:val="en-US"/>
+        </w:rPr>
+        <w:t xml:space="preserve"> like a bug</w:t>
+      </w:r>
+      <w:r>
+        <w:rPr>
+          <w:lang w:val="en-US"/>
+        </w:rPr>
+        <w:t>.</w:t>
+      </w:r>
+      <w:r>
+        <w:rPr>
+          <w:lang w:val="en-US"/>
+        </w:rPr>
+        <w:t xml:space="preserve"> It would regrow, only more resistant. And while the peaceful people of seven of the </w:t>
+      </w:r>
+      <w:r>
+        <w:rPr>
+          <w:lang w:val="en-US"/>
+        </w:rPr>
+        <w:t>Shiof'Miari</w:t>
+      </w:r>
+      <w:r>
+        <w:rPr>
+          <w:lang w:val="en-US"/>
+        </w:rPr>
+        <w:t xml:space="preserve"> prospered under flourishing science and wonders another prepared to destroy.</w:t>
+      </w:r>
+    </w:p>
+    <w:p>
+      <w:pPr>
+        <w:rPr>
+          <w:lang w:val="en-US"/>
+        </w:rPr>
+      </w:pPr>
+      <w:r>
+        <w:rPr>
+          <w:lang w:val="en-US"/>
+        </w:rPr>
+        <w:tab/>
+      </w:r>
+      <w:r>
+        <w:rPr>
+          <w:lang w:val="en-US"/>
+        </w:rPr>
+        <w:t>Shkaratve'Kekar</w:t>
+      </w:r>
+      <w:r>
+        <w:rPr>
+          <w:lang w:val="en-US"/>
+        </w:rPr>
+        <w:t xml:space="preserve">, </w:t>
+      </w:r>
+      <w:r>
+        <w:rPr>
+          <w:lang w:val="en-US"/>
+        </w:rPr>
+        <w:t>Warrior Son of Strength</w:t>
+      </w:r>
+      <w:r>
+        <w:rPr>
+          <w:lang w:val="en-US"/>
+        </w:rPr>
+        <w:t>, laid out a plan to once and for all bind one of them, the closest they could manage to eliminating one of them.</w:t>
+      </w:r>
+      <w:r>
+        <w:rPr>
+          <w:lang w:val="en-US"/>
+        </w:rPr>
+        <w:t xml:space="preserve"> </w:t>
+      </w:r>
+      <w:r>
+        <w:rPr>
+          <w:lang w:val="en-US"/>
+        </w:rPr>
+        <w:t>Tekofy'Erffar</w:t>
+      </w:r>
+      <w:r>
+        <w:rPr>
+          <w:lang w:val="en-US"/>
+        </w:rPr>
+        <w:t xml:space="preserve">, </w:t>
+      </w:r>
+      <w:r>
+        <w:rPr>
+          <w:lang w:val="en-US"/>
+        </w:rPr>
+        <w:t>She who Embraces</w:t>
+      </w:r>
+      <w:r>
+        <w:rPr>
+          <w:lang w:val="en-US"/>
+        </w:rPr>
+        <w:t xml:space="preserve">, had finished a </w:t>
+      </w:r>
+      <w:r>
+        <w:rPr>
+          <w:lang w:val="en-US"/>
+        </w:rPr>
+        <w:t xml:space="preserve">Kalor'Miari </w:t>
+      </w:r>
+      <w:r>
+        <w:rPr>
+          <w:lang w:val="en-US"/>
+        </w:rPr>
+        <w:t xml:space="preserve">, a Soulcraft, a spell of old, the ones they used to create and negate, to live on for so long and be reborn. Once you had control of so many souls like </w:t>
+      </w:r>
+      <w:r>
+        <w:rPr>
+          <w:lang w:val="en-US"/>
+        </w:rPr>
+        <w:lastRenderedPageBreak/>
+        <w:t xml:space="preserve">them you were a deity in all and name. They did not know if something greater existed outside of their scope, on their world Na’al or in </w:t>
+      </w:r>
+      <w:r>
+        <w:rPr>
+          <w:lang w:val="en-US"/>
+        </w:rPr>
+        <w:t>Miar'Maelik</w:t>
+      </w:r>
+      <w:r>
+        <w:rPr>
+          <w:lang w:val="en-US"/>
+        </w:rPr>
+        <w:t>, the well of souls. They did not know where humans had come from or how far back their ancestors existed. Only that they had control over this world and the beyond.</w:t>
+      </w:r>
+      <w:r>
+        <w:rPr>
+          <w:lang w:val="en-US"/>
+        </w:rPr>
+        <w:t xml:space="preserve"> So, they did what they had planned, they attacked </w:t>
+      </w:r>
+      <w:r>
+        <w:rPr>
+          <w:lang w:val="en-US"/>
+        </w:rPr>
+        <w:t>Naitro'Nai</w:t>
+      </w:r>
+      <w:r>
+        <w:rPr>
+          <w:lang w:val="en-US"/>
+        </w:rPr>
+        <w:t xml:space="preserve"> as he was preparing to strike </w:t>
+      </w:r>
+      <w:r>
+        <w:rPr>
+          <w:lang w:val="en-US"/>
+        </w:rPr>
+        <w:t>Irnatrav'Ara</w:t>
+      </w:r>
+      <w:r>
+        <w:rPr>
+          <w:lang w:val="en-US"/>
+        </w:rPr>
+        <w:t xml:space="preserve"> first. Thankfully they did, as he proofed a gigantic challenge for them all, more souls bound to him as they had ever seen in one place at once. Almost they would have perished, if not for </w:t>
+      </w:r>
+      <w:r>
+        <w:rPr>
+          <w:lang w:val="en-US"/>
+        </w:rPr>
+        <w:t>Tekofy'Erffar</w:t>
+      </w:r>
+      <w:r>
+        <w:rPr>
+          <w:lang w:val="en-US"/>
+        </w:rPr>
+        <w:t xml:space="preserve"> and her spell, binding </w:t>
+      </w:r>
+      <w:r>
+        <w:rPr>
+          <w:lang w:val="en-US"/>
+        </w:rPr>
+        <w:t>Naitro'Nai</w:t>
+      </w:r>
+      <w:r>
+        <w:rPr>
+          <w:lang w:val="en-US"/>
+        </w:rPr>
+        <w:t xml:space="preserve"> to the well of souls in a cage made of their own, sacrificing much of their strength to imprison him forever. Or so they thought.</w:t>
+      </w:r>
+    </w:p>
+    <w:p>
+      <w:pPr>
+        <w:rPr>
+          <w:lang w:val="en-US"/>
+        </w:rPr>
+      </w:pPr>
+      <w:r>
+        <w:rPr>
+          <w:lang w:val="en-US"/>
+        </w:rPr>
+        <w:tab/>
+      </w:r>
+      <w:r>
+        <w:rPr>
+          <w:lang w:val="en-US"/>
+        </w:rPr>
+        <w:t>Shiofthu'Mi</w:t>
+      </w:r>
+      <w:r>
+        <w:rPr>
+          <w:lang w:val="en-US"/>
+        </w:rPr>
+        <w:t xml:space="preserve"> rose through the air, higher and higher, a cloud of </w:t>
+      </w:r>
+      <w:r>
+        <w:rPr>
+          <w:lang w:val="en-US"/>
+        </w:rPr>
+        <w:t>steamlike</w:t>
+      </w:r>
+      <w:r>
+        <w:rPr>
+          <w:lang w:val="en-US"/>
+        </w:rPr>
+        <w:t xml:space="preserve"> figures propelling her upwards. She drifted through a barrier, almost like cloth spanning around her before she passed through without tearing it into another world, her body left behind, but her soul now freer than ever, without any restrain</w:t>
+      </w:r>
+      <w:r>
+        <w:rPr>
+          <w:lang w:val="en-US"/>
+        </w:rPr>
+        <w:t>s, floating on its own, no flesh in its way.</w:t>
+      </w:r>
+      <w:r>
+        <w:rPr>
+          <w:lang w:val="en-US"/>
+        </w:rPr>
+        <w:t xml:space="preserve"> She had entered </w:t>
+      </w:r>
+      <w:r>
+        <w:rPr>
+          <w:lang w:val="en-US"/>
+        </w:rPr>
+        <w:t>Miar'Maelik</w:t>
+      </w:r>
+      <w:r>
+        <w:rPr>
+          <w:lang w:val="en-US"/>
+        </w:rPr>
+        <w:t>, some souls flying franticly about in while other sat in enigmatic stillness before a canvas of silver sheens. Every movement evoked another color, like a diamond turned into the light.</w:t>
+      </w:r>
+      <w:r>
+        <w:rPr>
+          <w:lang w:val="en-US"/>
+        </w:rPr>
+        <w:t xml:space="preserve"> Her luminous form, shaped like her mind wanted it to be, drifted on to a sphere</w:t>
+      </w:r>
+      <w:r>
+        <w:rPr>
+          <w:lang w:val="en-US"/>
+        </w:rPr>
+        <w:t xml:space="preserve"> in the distance</w:t>
+      </w:r>
+      <w:r>
+        <w:rPr>
+          <w:lang w:val="en-US"/>
+        </w:rPr>
+        <w:t xml:space="preserve">, encompassing the horizon from under and above. Streaks of a muddy brown flowing on its surface, the white it had once held stained and broken. </w:t>
+      </w:r>
+      <w:r>
+        <w:rPr>
+          <w:lang w:val="en-US"/>
+        </w:rPr>
+        <w:t>Naitro'Nai</w:t>
+      </w:r>
+      <w:r>
+        <w:rPr>
+          <w:lang w:val="en-US"/>
+        </w:rPr>
+        <w:t xml:space="preserve"> stirred on and on, his Fury showing in a feeling of freezing stings to </w:t>
+      </w:r>
+      <w:r>
+        <w:rPr>
+          <w:lang w:val="en-US"/>
+        </w:rPr>
+        <w:t>Shiofthu'Mi</w:t>
+      </w:r>
+      <w:r>
+        <w:rPr>
+          <w:lang w:val="en-US"/>
+        </w:rPr>
+        <w:t xml:space="preserve"> as she drew closer. His Avarice, his Lust for Pride had driven him from them. He had only felt Envy for them, strong and harsh, which turned to Neglect and even further down the path to Sorrow. He was gone, the man that she once knew. They had shared so much when they were still mortal and this transcendence took it all away. Empathy vanishing, for you could not bear it when millions were under your care, lifetimes stacked on lifetimes.</w:t>
+      </w:r>
+    </w:p>
+    <w:p>
+      <w:pPr>
+        <w:rPr>
+          <w:lang w:val="en-US"/>
+        </w:rPr>
+      </w:pPr>
+      <w:r>
+        <w:rPr>
+          <w:lang w:val="en-US"/>
+        </w:rPr>
+        <w:tab/>
+        <w:t xml:space="preserve">  She saw </w:t>
+      </w:r>
+      <w:r>
+        <w:rPr>
+          <w:lang w:val="en-US"/>
+        </w:rPr>
+        <w:t>Shkaratve'Kekar</w:t>
+      </w:r>
+      <w:r>
+        <w:rPr>
+          <w:lang w:val="en-US"/>
+        </w:rPr>
+        <w:t>, his soul recognizable form all the others that swirled about her, mighty and stoic, seemingly indestructible in stark contrast to how a soul appeared like steam.</w:t>
+      </w:r>
+      <w:r>
+        <w:rPr>
+          <w:lang w:val="en-US"/>
+        </w:rPr>
+        <w:t xml:space="preserve"> He turned to her, as if waken from a trance and awaited her until she was closer.</w:t>
+      </w:r>
+    </w:p>
+    <w:p>
+      <w:pPr>
+        <w:ind w:firstLine="708"/>
+        <w:rPr>
+          <w:lang w:val="en-US"/>
+        </w:rPr>
+      </w:pPr>
+      <w:r>
+        <w:rPr>
+          <w:lang w:val="en-US"/>
+        </w:rPr>
+        <w:t xml:space="preserve">“You are the first to appear </w:t>
+      </w:r>
+      <w:r>
+        <w:rPr>
+          <w:lang w:val="en-US"/>
+        </w:rPr>
+        <w:t>Shiofthu'Mi</w:t>
+      </w:r>
+      <w:r>
+        <w:rPr>
+          <w:lang w:val="en-US"/>
+        </w:rPr>
+        <w:t>, Ish’Nai, First of All, you will be called,” he said in a booming voice, its origin not distinguishable, as if coming from all around her.</w:t>
+      </w:r>
+    </w:p>
+    <w:p>
+      <w:pPr>
+        <w:ind w:firstLine="708"/>
+        <w:rPr>
+          <w:lang w:val="en-US"/>
+        </w:rPr>
+      </w:pPr>
+      <w:r>
+        <w:rPr>
+          <w:lang w:val="en-US"/>
+        </w:rPr>
+        <w:t>“Why are you not Ish, my friend? You were here before me, waiting on all of us</w:t>
+      </w:r>
+      <w:r>
+        <w:rPr>
+          <w:lang w:val="en-US"/>
+        </w:rPr>
+        <w:t>,</w:t>
+      </w:r>
+      <w:r>
+        <w:rPr>
+          <w:lang w:val="en-US"/>
+        </w:rPr>
+        <w:t>”</w:t>
+      </w:r>
+      <w:r>
+        <w:rPr>
+          <w:lang w:val="en-US"/>
+        </w:rPr>
+        <w:t xml:space="preserve"> she asked in confusion. </w:t>
+      </w:r>
+    </w:p>
+    <w:p>
+      <w:pPr>
+        <w:ind w:firstLine="708"/>
+        <w:rPr>
+          <w:lang w:val="en-US"/>
+        </w:rPr>
+      </w:pPr>
+      <w:r>
+        <w:rPr>
+          <w:lang w:val="en-US"/>
+        </w:rPr>
+        <w:t xml:space="preserve">“I am not decided yet, for I don’t know if we can face what </w:t>
+      </w:r>
+      <w:r>
+        <w:rPr>
+          <w:lang w:val="en-US"/>
+        </w:rPr>
+        <w:t>Omofy'Olrak</w:t>
+      </w:r>
+      <w:r>
+        <w:rPr>
+          <w:lang w:val="en-US"/>
+        </w:rPr>
+        <w:t xml:space="preserve"> proposed. A fourth meeting, so soon after the last, again we stir. I fear what would happen to us if we… Fought.”</w:t>
+      </w:r>
+    </w:p>
+    <w:p>
+      <w:pPr>
+        <w:ind w:firstLine="708"/>
+        <w:rPr>
+          <w:lang w:val="en-US"/>
+        </w:rPr>
+      </w:pPr>
+      <w:r>
+        <w:rPr>
+          <w:lang w:val="en-US"/>
+        </w:rPr>
+        <w:t xml:space="preserve">“We have no choice, after we pacified the traitorous lands and laid down our </w:t>
+      </w:r>
+      <w:r>
+        <w:rPr>
+          <w:lang w:val="en-US"/>
+        </w:rPr>
+        <w:t>arms,</w:t>
+      </w:r>
+      <w:r>
+        <w:rPr>
+          <w:lang w:val="en-US"/>
+        </w:rPr>
+        <w:t xml:space="preserve"> we grew weak and careless. We thought we would be</w:t>
+      </w:r>
+      <w:r>
+        <w:rPr>
+          <w:lang w:val="en-US"/>
+        </w:rPr>
+        <w:t xml:space="preserve"> like we are now, seven instead of eight, for eternity. However, the craftiness of </w:t>
+      </w:r>
+      <w:r>
+        <w:rPr>
+          <w:lang w:val="en-US"/>
+        </w:rPr>
+        <w:t>Naitro'Nai</w:t>
+      </w:r>
+      <w:r>
+        <w:rPr>
+          <w:lang w:val="en-US"/>
+        </w:rPr>
+        <w:t xml:space="preserve"> is unparalleled, his will is unquenchable.</w:t>
+      </w:r>
+      <w:r>
+        <w:rPr>
+          <w:lang w:val="en-US"/>
+        </w:rPr>
+        <w:t>”</w:t>
+      </w:r>
+    </w:p>
+    <w:p>
+      <w:pPr>
+        <w:ind w:firstLine="708"/>
+        <w:rPr>
+          <w:lang w:val="en-US"/>
+        </w:rPr>
+      </w:pPr>
+      <w:r>
+        <w:rPr>
+          <w:lang w:val="en-US"/>
+        </w:rPr>
+        <w:lastRenderedPageBreak/>
+        <w:t>“</w:t>
+      </w:r>
+      <w:r>
+        <w:rPr>
+          <w:lang w:val="en-US"/>
+        </w:rPr>
+        <w:t>He builds up more</w:t>
+      </w:r>
+      <w:r>
+        <w:rPr>
+          <w:lang w:val="en-US"/>
+        </w:rPr>
+        <w:t>, his pace increasing</w:t>
+      </w:r>
+      <w:r>
+        <w:rPr>
+          <w:lang w:val="en-US"/>
+        </w:rPr>
+        <w:t>, souls disappearing from here to wander into his sphere, his own plane you could say. He grows his crop in there, people grey like ash, their only sustenance their believe in him and the flesh of their own.</w:t>
+      </w:r>
+      <w:r>
+        <w:rPr>
+          <w:lang w:val="en-US"/>
+        </w:rPr>
+        <w:t xml:space="preserve"> They write with metal strings on the leathered skin of their ancestors, preaching his gospel</w:t>
+      </w:r>
+      <w:r>
+        <w:rPr>
+          <w:lang w:val="en-US"/>
+        </w:rPr>
+        <w:t xml:space="preserve"> for future generations</w:t>
+      </w:r>
+      <w:r>
+        <w:rPr>
+          <w:lang w:val="en-US"/>
+        </w:rPr>
+        <w:t>,” he grew more agitated while he talked, his concern palpable,</w:t>
+      </w:r>
+      <w:r>
+        <w:rPr>
+          <w:lang w:val="en-US"/>
+        </w:rPr>
+        <w:t xml:space="preserve"> </w:t>
+      </w:r>
+      <w:r>
+        <w:rPr>
+          <w:lang w:val="en-US"/>
+        </w:rPr>
+        <w:t>“</w:t>
+      </w:r>
+      <w:r>
+        <w:rPr>
+          <w:lang w:val="en-US"/>
+        </w:rPr>
+        <w:t>We don’t know if they are here to fight, or just livestock for his strength. But both grow, as he sucks the well of souls dry.</w:t>
+      </w:r>
+      <w:r>
+        <w:rPr>
+          <w:lang w:val="en-US"/>
+        </w:rPr>
+        <w:t>”</w:t>
+      </w:r>
+    </w:p>
+    <w:p>
+      <w:pPr>
+        <w:ind w:firstLine="708"/>
+        <w:rPr>
+          <w:lang w:val="en-US"/>
+        </w:rPr>
+      </w:pPr>
+      <w:r>
+        <w:rPr>
+          <w:lang w:val="en-US"/>
+        </w:rPr>
+        <w:t xml:space="preserve">“That will never happen,” </w:t>
+      </w:r>
+      <w:r>
+        <w:rPr>
+          <w:lang w:val="en-US"/>
+        </w:rPr>
+        <w:t>Shiofthu'Mi</w:t>
+      </w:r>
+      <w:r>
+        <w:rPr>
+          <w:lang w:val="en-US"/>
+        </w:rPr>
+        <w:t xml:space="preserve"> spoke with </w:t>
+      </w:r>
+      <w:r>
+        <w:rPr>
+          <w:lang w:val="en-US"/>
+        </w:rPr>
+        <w:t>reprimand</w:t>
+      </w:r>
+      <w:r>
+        <w:rPr>
+          <w:lang w:val="en-US"/>
+        </w:rPr>
+        <w:t xml:space="preserve">, this pillar of their </w:t>
+      </w:r>
+      <w:r>
+        <w:rPr>
+          <w:lang w:val="en-US"/>
+        </w:rPr>
+        <w:t>world</w:t>
+      </w:r>
+      <w:r>
+        <w:rPr>
+          <w:lang w:val="en-US"/>
+        </w:rPr>
+        <w:t xml:space="preserve"> unshakable by even themselves, “Souls will appear if used up or destroyed. No human or animal will be without one, no beings that he cultivates. It is just so.”</w:t>
+      </w:r>
+    </w:p>
+    <w:p>
+      <w:pPr>
+        <w:ind w:firstLine="708"/>
+        <w:rPr>
+          <w:lang w:val="en-US"/>
+        </w:rPr>
+      </w:pPr>
+      <w:r>
+        <w:rPr>
+          <w:lang w:val="en-US"/>
+        </w:rPr>
+        <w:t xml:space="preserve">“Yes, that is what we know, what we see as given, what we cannot control. What if we cannot control what </w:t>
+      </w:r>
+      <w:r>
+        <w:rPr>
+          <w:lang w:val="en-US"/>
+        </w:rPr>
+        <w:t>breaks to the</w:t>
+      </w:r>
+      <w:r>
+        <w:rPr>
+          <w:lang w:val="en-US"/>
+        </w:rPr>
+        <w:t xml:space="preserve"> outside, what if we cannot cage it again, drive it back into its hole. What if he knows more tha</w:t>
+      </w:r>
+      <w:r>
+        <w:rPr>
+          <w:lang w:val="en-US"/>
+        </w:rPr>
+        <w:t>n</w:t>
+      </w:r>
+      <w:r>
+        <w:rPr>
+          <w:lang w:val="en-US"/>
+        </w:rPr>
+        <w:t xml:space="preserve"> we do…” </w:t>
+      </w:r>
+    </w:p>
+    <w:p>
+      <w:pPr>
+        <w:ind w:firstLine="708"/>
+        <w:rPr>
+          <w:lang w:val="en-US"/>
+        </w:rPr>
+      </w:pPr>
+      <w:r>
+        <w:rPr>
+          <w:lang w:val="en-US"/>
+        </w:rPr>
+        <w:t>Shkaratve'Kekar</w:t>
+      </w:r>
+      <w:r>
+        <w:rPr>
+          <w:lang w:val="en-US"/>
+        </w:rPr>
+        <w:t xml:space="preserve"> drifted off, his gaze back on the sphere, as the murky forms on its outside stirred and shifted, </w:t>
+      </w:r>
+      <w:r>
+        <w:rPr>
+          <w:lang w:val="en-US"/>
+        </w:rPr>
+        <w:t xml:space="preserve">its </w:t>
+      </w:r>
+      <w:r>
+        <w:rPr>
+          <w:lang w:val="en-US"/>
+        </w:rPr>
+        <w:t xml:space="preserve">color turning </w:t>
+      </w:r>
+      <w:r>
+        <w:rPr>
+          <w:lang w:val="en-US"/>
+        </w:rPr>
+        <w:t>slowly</w:t>
+      </w:r>
+      <w:r>
+        <w:rPr>
+          <w:lang w:val="en-US"/>
+        </w:rPr>
+        <w:t xml:space="preserve"> to a black like coal and soot</w:t>
+      </w:r>
+      <w:r>
+        <w:rPr>
+          <w:lang w:val="en-US"/>
+        </w:rPr>
+        <w:t xml:space="preserve"> in rare places</w:t>
+      </w:r>
+      <w:r>
+        <w:rPr>
+          <w:lang w:val="en-US"/>
+        </w:rPr>
+        <w:t>. Quicker than before, a speed that would still take hundreds of rotations. But in comparison to them, that was just a speck in time.</w:t>
+      </w:r>
+      <w:r>
+        <w:rPr>
+          <w:lang w:val="en-US"/>
+        </w:rPr>
+        <w:t xml:space="preserve"> They had to </w:t>
+      </w:r>
+      <w:r>
+        <w:rPr>
+          <w:lang w:val="en-US"/>
+        </w:rPr>
+        <w:t>act;</w:t>
+      </w:r>
+      <w:r>
+        <w:rPr>
+          <w:lang w:val="en-US"/>
+        </w:rPr>
+        <w:t xml:space="preserve"> else they would be doomed.</w:t>
+      </w:r>
+    </w:p>
+    <w:p>
+      <w:pPr>
+        <w:ind w:firstLine="708"/>
+        <w:rPr>
+          <w:lang w:val="en-US"/>
+        </w:rPr>
+      </w:pPr>
+      <w:r>
+        <w:rPr>
+          <w:lang w:val="en-US"/>
+        </w:rPr>
+        <w:t xml:space="preserve">Both waited in silence, until they felt the presence of the others approaching. </w:t>
+      </w:r>
+      <w:r>
+        <w:rPr>
+          <w:lang w:val="en-US"/>
+        </w:rPr>
+        <w:t>Irnatrav'Ara</w:t>
+      </w:r>
+      <w:r>
+        <w:rPr>
+          <w:lang w:val="en-US"/>
+        </w:rPr>
+        <w:t xml:space="preserve"> was next, Nir’Nai, second, ever joyous, her soul expanding and contracting, then </w:t>
+      </w:r>
+      <w:r>
+        <w:rPr>
+          <w:lang w:val="en-US"/>
+        </w:rPr>
+        <w:t>Asarat'Rike</w:t>
+      </w:r>
+      <w:r>
+        <w:rPr>
+          <w:lang w:val="en-US"/>
+        </w:rPr>
+        <w:t xml:space="preserve">, Saa’Nai, her warmth radiating and removing the stinging cold. Fourth was </w:t>
+      </w:r>
+      <w:r>
+        <w:rPr>
+          <w:lang w:val="en-US"/>
+        </w:rPr>
+        <w:t>Tekofy'Erffar</w:t>
+      </w:r>
+      <w:r>
+        <w:rPr>
+          <w:lang w:val="en-US"/>
+        </w:rPr>
+        <w:t>, Ket’Nai the one that so often had bound them together again. After her</w:t>
+      </w:r>
+      <w:r>
+        <w:rPr>
+          <w:lang w:val="en-US"/>
+        </w:rPr>
+        <w:t>,</w:t>
+      </w:r>
+      <w:r>
+        <w:rPr>
+          <w:lang w:val="en-US"/>
+        </w:rPr>
+        <w:t xml:space="preserve"> </w:t>
+      </w:r>
+      <w:r>
+        <w:rPr>
+          <w:lang w:val="en-US"/>
+        </w:rPr>
+        <w:t>Shkaratve'Kekar</w:t>
+      </w:r>
+      <w:r>
+        <w:rPr>
+          <w:lang w:val="en-US"/>
+        </w:rPr>
+        <w:t xml:space="preserve"> found his resolve in their presence, becoming Kash’Nai, the fifth of All. They positioned themselves in a sphere like they had before </w:t>
+      </w:r>
+      <w:r>
+        <w:rPr>
+          <w:lang w:val="en-US"/>
+        </w:rPr>
+        <w:t>on other meetings</w:t>
+      </w:r>
+      <w:r>
+        <w:rPr>
+          <w:lang w:val="en-US"/>
+        </w:rPr>
+        <w:t xml:space="preserve">, all </w:t>
+      </w:r>
+      <w:r>
+        <w:rPr>
+          <w:lang w:val="en-US"/>
+        </w:rPr>
+        <w:t xml:space="preserve">of its </w:t>
+      </w:r>
+      <w:r>
+        <w:rPr>
+          <w:lang w:val="en-US"/>
+        </w:rPr>
+        <w:t xml:space="preserve">sides covered but two, the place for </w:t>
+      </w:r>
+      <w:r>
+        <w:rPr>
+          <w:lang w:val="en-US"/>
+        </w:rPr>
+        <w:t>Naitro'Nai</w:t>
+      </w:r>
+      <w:r>
+        <w:rPr>
+          <w:lang w:val="en-US"/>
+        </w:rPr>
+        <w:t xml:space="preserve"> replaced long ago. And soon the last figures appeared as well, </w:t>
+      </w:r>
+      <w:r>
+        <w:rPr>
+          <w:lang w:val="en-US"/>
+        </w:rPr>
+        <w:t>Omofy'Olrak</w:t>
+      </w:r>
+      <w:r>
+        <w:rPr>
+          <w:lang w:val="en-US"/>
+        </w:rPr>
+        <w:t xml:space="preserve">, now Mo’Nai, the matriarch of their </w:t>
+      </w:r>
+      <w:r>
+        <w:rPr>
+          <w:lang w:val="en-US"/>
+        </w:rPr>
+        <w:t>long-lost</w:t>
+      </w:r>
+      <w:r>
+        <w:rPr>
+          <w:lang w:val="en-US"/>
+        </w:rPr>
+        <w:t xml:space="preserve"> tribe, that made up all </w:t>
+      </w:r>
+      <w:r>
+        <w:rPr>
+          <w:lang w:val="en-US"/>
+        </w:rPr>
+        <w:t>descendant</w:t>
+      </w:r>
+      <w:r>
+        <w:rPr>
+          <w:lang w:val="en-US"/>
+        </w:rPr>
+        <w:t>s</w:t>
+      </w:r>
+      <w:r>
+        <w:rPr>
+          <w:lang w:val="en-US"/>
+        </w:rPr>
+        <w:t xml:space="preserve"> </w:t>
+      </w:r>
+      <w:r>
+        <w:rPr>
+          <w:lang w:val="en-US"/>
+        </w:rPr>
+        <w:t>of humanity.</w:t>
+      </w:r>
+      <w:r>
+        <w:rPr>
+          <w:lang w:val="en-US"/>
+        </w:rPr>
+        <w:t xml:space="preserve"> And last was </w:t>
+      </w:r>
+      <w:r>
+        <w:rPr>
+          <w:lang w:val="en-US"/>
+        </w:rPr>
+        <w:t>Ethfyosh'Ikar</w:t>
+      </w:r>
+      <w:r>
+        <w:rPr>
+          <w:lang w:val="en-US"/>
+        </w:rPr>
+        <w:t xml:space="preserve">, hesitant as always, but careful all the same. He was now Het’Nai, the seventh and last. He measured their time, their history. He foresaw what would conspire long before they could. He always urged for progress; he always urged for action. To move forward, not stop in face of danger they did not perceive anymore. He prepared for any </w:t>
+      </w:r>
+      <w:r>
+        <w:rPr>
+          <w:lang w:val="en-US"/>
+        </w:rPr>
+        <w:t>occurrence;</w:t>
+      </w:r>
+      <w:r>
+        <w:rPr>
+          <w:lang w:val="en-US"/>
+        </w:rPr>
+        <w:t xml:space="preserve"> it was him that </w:t>
+      </w:r>
+      <w:r>
+        <w:rPr>
+          <w:lang w:val="en-US"/>
+        </w:rPr>
+        <w:t>Shiofthu'Mi</w:t>
+      </w:r>
+      <w:r>
+        <w:rPr>
+          <w:lang w:val="en-US"/>
+        </w:rPr>
+        <w:t xml:space="preserve"> trusted the most. Because of him she had </w:t>
+      </w:r>
+      <w:r>
+        <w:rPr>
+          <w:lang w:val="en-US"/>
+        </w:rPr>
+        <w:t>decided</w:t>
+      </w:r>
+      <w:r>
+        <w:rPr>
+          <w:lang w:val="en-US"/>
+        </w:rPr>
+        <w:t>.</w:t>
+      </w:r>
+    </w:p>
+    <w:p>
+      <w:pPr>
+        <w:ind w:firstLine="708"/>
+        <w:rPr>
+          <w:lang w:val="en-US"/>
+        </w:rPr>
+      </w:pPr>
+      <w:r>
+        <w:rPr>
+          <w:lang w:val="en-US"/>
+        </w:rPr>
+        <w:t xml:space="preserve">They formed the sphere now fully, their souls touching without bounds, their minds one as was their spirit. They convened like this for quite some time, in human lives a year at most. But they came to a conclusion. </w:t>
+      </w:r>
+      <w:r>
+        <w:rPr>
+          <w:lang w:val="en-US"/>
+        </w:rPr>
+        <w:t>Many</w:t>
+      </w:r>
+      <w:r>
+        <w:rPr>
+          <w:lang w:val="en-US"/>
+        </w:rPr>
+        <w:t xml:space="preserve"> conclusions. They would act now, preparing for a fight. To open the sphere and face what was inside. To do what they thought was not possible anymore, rendering harm to peace. </w:t>
+      </w:r>
+      <w:r>
+        <w:rPr>
+          <w:lang w:val="en-US"/>
+        </w:rPr>
+        <w:t>To f</w:t>
+      </w:r>
+      <w:r>
+        <w:rPr>
+          <w:lang w:val="en-US"/>
+        </w:rPr>
+        <w:t>orc</w:t>
+      </w:r>
+      <w:r>
+        <w:rPr>
+          <w:lang w:val="en-US"/>
+        </w:rPr>
+        <w:t>e</w:t>
+      </w:r>
+      <w:r>
+        <w:rPr>
+          <w:lang w:val="en-US"/>
+        </w:rPr>
+        <w:t xml:space="preserve"> </w:t>
+      </w:r>
+      <w:r>
+        <w:rPr>
+          <w:lang w:val="en-US"/>
+        </w:rPr>
+        <w:t>Naitro'Nai</w:t>
+      </w:r>
+      <w:r>
+        <w:rPr>
+          <w:lang w:val="en-US"/>
+        </w:rPr>
+        <w:t xml:space="preserve"> to lose his power</w:t>
+      </w:r>
+      <w:r>
+        <w:rPr>
+          <w:lang w:val="en-US"/>
+        </w:rPr>
+        <w:t>, for</w:t>
+      </w:r>
+      <w:r>
+        <w:rPr>
+          <w:lang w:val="en-US"/>
+        </w:rPr>
+        <w:t xml:space="preserve">ever </w:t>
+      </w:r>
+      <w:r>
+        <w:rPr>
+          <w:lang w:val="en-US"/>
+        </w:rPr>
+        <w:t>and unretrievable.</w:t>
+      </w:r>
+    </w:p>
+    <w:p>
+      <w:pPr>
+        <w:ind w:firstLine="708"/>
+        <w:rPr>
+          <w:lang w:val="en-US"/>
+        </w:rPr>
+      </w:pPr>
+      <w:r>
+        <w:rPr>
+          <w:lang w:val="en-US"/>
+        </w:rPr>
+        <w:t>To split a soul in seven pieces.</w:t>
       </w:r>
     </w:p>
     <w:sectPr>
@@ -75,6 +1880,195 @@
     </w:sectPr>
   </w:body>
 </w:document>
+</file>
+
+<file path=word/numbering.xml><?xml version="1.0" encoding="utf-8"?>
+<w:numbering xmlns:wpc="http://schemas.microsoft.com/office/word/2010/wordprocessingCanvas" xmlns:cx="http://schemas.microsoft.com/office/drawing/2014/chartex" xmlns:cx1="http://schemas.microsoft.com/office/drawing/2015/9/8/chartex" xmlns:cx2="http://schemas.microsoft.com/office/drawing/2015/10/21/chartex" xmlns:cx3="http://schemas.microsoft.com/office/drawing/2016/5/9/chartex" xmlns:cx4="http://schemas.microsoft.com/office/drawing/2016/5/10/chartex" xmlns:cx5="http://schemas.microsoft.com/office/drawing/2016/5/11/chartex" xmlns:cx6="http://schemas.microsoft.com/office/drawing/2016/5/12/chartex" xmlns:cx7="http://schemas.microsoft.com/office/drawing/2016/5/13/chartex" xmlns:cx8="http://schemas.microsoft.com/office/drawing/2016/5/14/chartex" xmlns:mc="http://schemas.openxmlformats.org/markup-compatibility/2006" xmlns:aink="http://schemas.microsoft.com/office/drawing/2016/ink" xmlns:am3d="http://schemas.microsoft.com/office/drawing/2017/model3d" xmlns:o="urn:schemas-microsoft-com:office:office" xmlns:oel="http://schemas.microsoft.com/office/2019/extlst" xmlns:r="http://schemas.openxmlformats.org/officeDocument/2006/relationships" xmlns:m="http://schemas.openxmlformats.org/officeDocument/2006/math" xmlns:v="urn:schemas-microsoft-com:vml" xmlns:wp14="http://schemas.microsoft.com/office/word/2010/wordprocessingDrawing" xmlns:wp="http://schemas.openxmlformats.org/drawingml/2006/wordprocessingDrawing" xmlns:w10="urn:schemas-microsoft-com:office:word" xmlns:w="http://schemas.openxmlformats.org/wordprocessingml/2006/main" xmlns:w14="http://schemas.microsoft.com/office/word/2010/wordml" xmlns:w15="http://schemas.microsoft.com/office/word/2012/wordml" xmlns:w16cex="http://schemas.microsoft.com/office/word/2018/wordml/cex" xmlns:w16cid="http://schemas.microsoft.com/office/word/2016/wordml/cid" xmlns:w16="http://schemas.microsoft.com/office/word/2018/wordml" xmlns:w16du="http://schemas.microsoft.com/office/word/2023/wordml/word16du" xmlns:w16sdtdh="http://schemas.microsoft.com/office/word/2020/wordml/sdtdatahash" xmlns:w16sdtfl="http://schemas.microsoft.com/office/word/2024/wordml/sdtformatlock" xmlns:w16se="http://schemas.microsoft.com/office/word/2015/wordml/symex" xmlns:wpg="http://schemas.microsoft.com/office/word/2010/wordprocessingGroup" xmlns:wpi="http://schemas.microsoft.com/office/word/2010/wordprocessingInk" xmlns:wne="http://schemas.microsoft.com/office/word/2006/wordml" xmlns:wps="http://schemas.microsoft.com/office/word/2010/wordprocessingShape" mc:Ignorable="w14 w15 w16se w16cid w16 w16cex w16sdtdh w16sdtfl w16du wp14">
+  <w:abstractNum w:abstractNumId="0" w15:restartNumberingAfterBreak="0">
+    <w:nsid w:val="3273206E"/>
+    <w:multiLevelType w:val="hybridMultilevel"/>
+    <w:tmpl w:val="F3E64130"/>
+    <w:lvl w:ilvl="0" w:tplc="0407000F">
+      <w:start w:val="1"/>
+      <w:numFmt w:val="decimal"/>
+      <w:lvlText w:val="%1."/>
+      <w:lvlJc w:val="left"/>
+      <w:pPr>
+        <w:ind w:left="720" w:hanging="360"/>
+      </w:pPr>
+      <w:rPr>
+        <w:rFonts w:hint="default"/>
+      </w:rPr>
+    </w:lvl>
+    <w:lvl w:ilvl="1" w:tplc="04070019" w:tentative="1">
+      <w:start w:val="1"/>
+      <w:numFmt w:val="lowerLetter"/>
+      <w:lvlText w:val="%2."/>
+      <w:lvlJc w:val="left"/>
+      <w:pPr>
+        <w:ind w:left="1440" w:hanging="360"/>
+      </w:pPr>
+    </w:lvl>
+    <w:lvl w:ilvl="2" w:tplc="0407001B" w:tentative="1">
+      <w:start w:val="1"/>
+      <w:numFmt w:val="lowerRoman"/>
+      <w:lvlText w:val="%3."/>
+      <w:lvlJc w:val="right"/>
+      <w:pPr>
+        <w:ind w:left="2160" w:hanging="180"/>
+      </w:pPr>
+    </w:lvl>
+    <w:lvl w:ilvl="3" w:tplc="0407000F" w:tentative="1">
+      <w:start w:val="1"/>
+      <w:numFmt w:val="decimal"/>
+      <w:lvlText w:val="%4."/>
+      <w:lvlJc w:val="left"/>
+      <w:pPr>
+        <w:ind w:left="2880" w:hanging="360"/>
+      </w:pPr>
+    </w:lvl>
+    <w:lvl w:ilvl="4" w:tplc="04070019" w:tentative="1">
+      <w:start w:val="1"/>
+      <w:numFmt w:val="lowerLetter"/>
+      <w:lvlText w:val="%5."/>
+      <w:lvlJc w:val="left"/>
+      <w:pPr>
+        <w:ind w:left="3600" w:hanging="360"/>
+      </w:pPr>
+    </w:lvl>
+    <w:lvl w:ilvl="5" w:tplc="0407001B" w:tentative="1">
+      <w:start w:val="1"/>
+      <w:numFmt w:val="lowerRoman"/>
+      <w:lvlText w:val="%6."/>
+      <w:lvlJc w:val="right"/>
+      <w:pPr>
+        <w:ind w:left="4320" w:hanging="180"/>
+      </w:pPr>
+    </w:lvl>
+    <w:lvl w:ilvl="6" w:tplc="0407000F" w:tentative="1">
+      <w:start w:val="1"/>
+      <w:numFmt w:val="decimal"/>
+      <w:lvlText w:val="%7."/>
+      <w:lvlJc w:val="left"/>
+      <w:pPr>
+        <w:ind w:left="5040" w:hanging="360"/>
+      </w:pPr>
+    </w:lvl>
+    <w:lvl w:ilvl="7" w:tplc="04070019" w:tentative="1">
+      <w:start w:val="1"/>
+      <w:numFmt w:val="lowerLetter"/>
+      <w:lvlText w:val="%8."/>
+      <w:lvlJc w:val="left"/>
+      <w:pPr>
+        <w:ind w:left="5760" w:hanging="360"/>
+      </w:pPr>
+    </w:lvl>
+    <w:lvl w:ilvl="8" w:tplc="0407001B" w:tentative="1">
+      <w:start w:val="1"/>
+      <w:numFmt w:val="lowerRoman"/>
+      <w:lvlText w:val="%9."/>
+      <w:lvlJc w:val="right"/>
+      <w:pPr>
+        <w:ind w:left="6480" w:hanging="180"/>
+      </w:pPr>
+    </w:lvl>
+  </w:abstractNum>
+  <w:abstractNum w:abstractNumId="1" w15:restartNumberingAfterBreak="0">
+    <w:nsid w:val="41767BA5"/>
+    <w:multiLevelType w:val="hybridMultilevel"/>
+    <w:tmpl w:val="F3E64130"/>
+    <w:lvl w:ilvl="0" w:tplc="FFFFFFFF">
+      <w:start w:val="1"/>
+      <w:numFmt w:val="decimal"/>
+      <w:lvlText w:val="%1."/>
+      <w:lvlJc w:val="left"/>
+      <w:pPr>
+        <w:ind w:left="720" w:hanging="360"/>
+      </w:pPr>
+      <w:rPr>
+        <w:rFonts w:hint="default"/>
+      </w:rPr>
+    </w:lvl>
+    <w:lvl w:ilvl="1" w:tplc="FFFFFFFF" w:tentative="1">
+      <w:start w:val="1"/>
+      <w:numFmt w:val="lowerLetter"/>
+      <w:lvlText w:val="%2."/>
+      <w:lvlJc w:val="left"/>
+      <w:pPr>
+        <w:ind w:left="1440" w:hanging="360"/>
+      </w:pPr>
+    </w:lvl>
+    <w:lvl w:ilvl="2" w:tplc="FFFFFFFF" w:tentative="1">
+      <w:start w:val="1"/>
+      <w:numFmt w:val="lowerRoman"/>
+      <w:lvlText w:val="%3."/>
+      <w:lvlJc w:val="right"/>
+      <w:pPr>
+        <w:ind w:left="2160" w:hanging="180"/>
+      </w:pPr>
+    </w:lvl>
+    <w:lvl w:ilvl="3" w:tplc="FFFFFFFF" w:tentative="1">
+      <w:start w:val="1"/>
+      <w:numFmt w:val="decimal"/>
+      <w:lvlText w:val="%4."/>
+      <w:lvlJc w:val="left"/>
+      <w:pPr>
+        <w:ind w:left="2880" w:hanging="360"/>
+      </w:pPr>
+    </w:lvl>
+    <w:lvl w:ilvl="4" w:tplc="FFFFFFFF" w:tentative="1">
+      <w:start w:val="1"/>
+      <w:numFmt w:val="lowerLetter"/>
+      <w:lvlText w:val="%5."/>
+      <w:lvlJc w:val="left"/>
+      <w:pPr>
+        <w:ind w:left="3600" w:hanging="360"/>
+      </w:pPr>
+    </w:lvl>
+    <w:lvl w:ilvl="5" w:tplc="FFFFFFFF" w:tentative="1">
+      <w:start w:val="1"/>
+      <w:numFmt w:val="lowerRoman"/>
+      <w:lvlText w:val="%6."/>
+      <w:lvlJc w:val="right"/>
+      <w:pPr>
+        <w:ind w:left="4320" w:hanging="180"/>
+      </w:pPr>
+    </w:lvl>
+    <w:lvl w:ilvl="6" w:tplc="FFFFFFFF" w:tentative="1">
+      <w:start w:val="1"/>
+      <w:numFmt w:val="decimal"/>
+      <w:lvlText w:val="%7."/>
+      <w:lvlJc w:val="left"/>
+      <w:pPr>
+        <w:ind w:left="5040" w:hanging="360"/>
+      </w:pPr>
+    </w:lvl>
+    <w:lvl w:ilvl="7" w:tplc="FFFFFFFF" w:tentative="1">
+      <w:start w:val="1"/>
+      <w:numFmt w:val="lowerLetter"/>
+      <w:lvlText w:val="%8."/>
+      <w:lvlJc w:val="left"/>
+      <w:pPr>
+        <w:ind w:left="5760" w:hanging="360"/>
+      </w:pPr>
+    </w:lvl>
+    <w:lvl w:ilvl="8" w:tplc="FFFFFFFF" w:tentative="1">
+      <w:start w:val="1"/>
+      <w:numFmt w:val="lowerRoman"/>
+      <w:lvlText w:val="%9."/>
+      <w:lvlJc w:val="right"/>
+      <w:pPr>
+        <w:ind w:left="6480" w:hanging="180"/>
+      </w:pPr>
+    </w:lvl>
+  </w:abstractNum>
+  <w:num w:numId="1" w16cid:durableId="1227034340">
+    <w:abstractNumId w:val="0"/>
+  </w:num>
+  <w:num w:numId="2" w16cid:durableId="1043365169">
+    <w:abstractNumId w:val="1"/>
+  </w:num>
+</w:numbering>
 </file>
 
 <file path=word/styles.xml><?xml version="1.0" encoding="utf-8"?>
@@ -505,7 +2499,6 @@
     <w:next w:val="Standard"/>
     <w:link w:val="berschrift2Zchn"/>
     <w:uiPriority w:val="9"/>
-    <w:semiHidden/>
     <w:unhideWhenUsed/>
     <w:qFormat/>
     <w:rsid w:val="00835C86"/>
@@ -722,7 +2715,6 @@
     <w:basedOn w:val="Absatz-Standardschriftart"/>
     <w:link w:val="berschrift2"/>
     <w:uiPriority w:val="9"/>
-    <w:semiHidden/>
     <w:rsid w:val="00835C86"/>
     <w:rPr>
       <w:rFonts w:asciiTheme="majorHAnsi" w:eastAsiaTheme="majorEastAsia" w:hAnsiTheme="majorHAnsi" w:cstheme="majorBidi"/>
@@ -992,6 +2984,29 @@
       <w:smallCaps/>
       <w:color w:val="2F5496" w:themeColor="accent1" w:themeShade="BF"/>
       <w:spacing w:val="5"/>
+    </w:rPr>
+  </w:style>
+  <w:style w:type="character" w:styleId="Hyperlink">
+    <w:name w:val="Hyperlink"/>
+    <w:basedOn w:val="Absatz-Standardschriftart"/>
+    <w:uiPriority w:val="99"/>
+    <w:unhideWhenUsed/>
+    <w:rsid w:val="004018D1"/>
+    <w:rPr>
+      <w:color w:val="0563C1" w:themeColor="hyperlink"/>
+      <w:u w:val="single"/>
+    </w:rPr>
+  </w:style>
+  <w:style w:type="character" w:styleId="NichtaufgelsteErwhnung">
+    <w:name w:val="Unresolved Mention"/>
+    <w:basedOn w:val="Absatz-Standardschriftart"/>
+    <w:uiPriority w:val="99"/>
+    <w:semiHidden/>
+    <w:unhideWhenUsed/>
+    <w:rsid w:val="004018D1"/>
+    <w:rPr>
+      <w:color w:val="605E5C"/>
+      <w:shd w:val="clear" w:color="auto" w:fill="E1DFDD"/>
     </w:rPr>
   </w:style>
 </w:styles>

--- a/docs/Buch Bayrische Nächte/Buch 6.docx
+++ b/docs/Buch Bayrische Nächte/Buch 6.docx
@@ -27,8 +27,13 @@
         <w:t>Die Ankunft der Helden</w:t>
       </w:r>
       <w:r>
-        <w:t xml:space="preserve"> und Vota</w:t>
-      </w:r>
+        <w:t xml:space="preserve"> und </w:t>
+      </w:r>
+      <w:proofErr w:type="spellStart"/>
+      <w:r>
+        <w:t>Vota</w:t>
+      </w:r>
+      <w:proofErr w:type="spellEnd"/>
       <w:r>
         <w:t xml:space="preserve"> als Vorboten der Öffnung der anderen Siegel auf einem weißen Schiff in Griechenland.</w:t>
       </w:r>
@@ -42,7 +47,15 @@
         </w:numPr>
       </w:pPr>
       <w:r>
-        <w:t>König Ludwig II. reitet auf einem roten Pferd über die Grenze zwischen Bayern und Württemberg bei Ulm. Er beginnt einen Krieg, fehlgeleitet und kontrolliert von den Harbingern.</w:t>
+        <w:t xml:space="preserve">König Ludwig II. reitet auf einem roten Pferd über die Grenze zwischen Bayern und Württemberg bei Ulm. Er beginnt einen Krieg, fehlgeleitet und kontrolliert von den </w:t>
+      </w:r>
+      <w:proofErr w:type="spellStart"/>
+      <w:r>
+        <w:t>Harbingern</w:t>
+      </w:r>
+      <w:proofErr w:type="spellEnd"/>
+      <w:r>
+        <w:t>.</w:t>
       </w:r>
     </w:p>
     <w:p>
@@ -54,7 +67,23 @@
         </w:numPr>
       </w:pPr>
       <w:r>
-        <w:t>Schwarze Züge transportieren Korn, welches hochgradig vergiftet ist. Überall im Land und angrenzend sterben Vieh and schlechtem Futter. Gemüse wächst nicht mehr und aufgrund des Krieges bleiben Lieferungen aus. Die Harbingers haben mit den Ashbringern die Ernten von deutschen Staaten vergiftet.</w:t>
+        <w:t xml:space="preserve">Schwarze Züge transportieren Korn, welches hochgradig vergiftet ist. Überall im Land und angrenzend sterben Vieh and schlechtem Futter. Gemüse wächst nicht mehr und aufgrund des Krieges bleiben Lieferungen aus. Die </w:t>
+      </w:r>
+      <w:proofErr w:type="spellStart"/>
+      <w:r>
+        <w:t>Harbingers</w:t>
+      </w:r>
+      <w:proofErr w:type="spellEnd"/>
+      <w:r>
+        <w:t xml:space="preserve"> haben mit den </w:t>
+      </w:r>
+      <w:proofErr w:type="spellStart"/>
+      <w:r>
+        <w:t>Ashbringern</w:t>
+      </w:r>
+      <w:proofErr w:type="spellEnd"/>
+      <w:r>
+        <w:t xml:space="preserve"> die Ernten von deutschen Staaten vergiftet.</w:t>
       </w:r>
     </w:p>
     <w:p>
@@ -78,12 +107,35 @@
         </w:numPr>
       </w:pPr>
       <w:r>
-        <w:t>Erneut werden in religiösen Gebäuden rund um die Welt die 8 Psalmen an den Decken gefunden. Dieses mal predigen die Priester den ersten Psalm in der Sprache der Hölle, unablässig bis sie vor Durst sterben.</w:t>
+        <w:t xml:space="preserve">Erneut werden in religiösen Gebäuden rund um die Welt die 8 Psalmen an den Decken gefunden. Dieses </w:t>
+      </w:r>
+      <w:proofErr w:type="spellStart"/>
+      <w:proofErr w:type="gramStart"/>
+      <w:r>
+        <w:t>mal</w:t>
+      </w:r>
+      <w:proofErr w:type="spellEnd"/>
+      <w:proofErr w:type="gramEnd"/>
+      <w:r>
+        <w:t xml:space="preserve"> predigen die Priester den ersten Psalm in der Sprache der Hölle, unablässig bis sie vor Durst sterben.</w:t>
       </w:r>
     </w:p>
     <w:p>
-      <w:r>
-        <w:t>Vota trifft sich mit den Ashbringern um ein Ende zu dem Chaos zu bringen.</w:t>
+      <w:proofErr w:type="spellStart"/>
+      <w:r>
+        <w:t>Vota</w:t>
+      </w:r>
+      <w:proofErr w:type="spellEnd"/>
+      <w:r>
+        <w:t xml:space="preserve"> trifft sich mit den </w:t>
+      </w:r>
+      <w:proofErr w:type="spellStart"/>
+      <w:r>
+        <w:t>Ashbringern</w:t>
+      </w:r>
+      <w:proofErr w:type="spellEnd"/>
+      <w:r>
+        <w:t xml:space="preserve"> um ein Ende zu dem Chaos zu bringen.</w:t>
       </w:r>
     </w:p>
     <w:p>
@@ -91,13 +143,34 @@
         <w:t>Der Teufel lockt</w:t>
       </w:r>
       <w:r>
-        <w:t xml:space="preserve"> mit den Harbingern</w:t>
-      </w:r>
-      <w:r>
-        <w:t xml:space="preserve"> Vota </w:t>
-      </w:r>
-      <w:r>
-        <w:t xml:space="preserve">und die Ashbringer </w:t>
+        <w:t xml:space="preserve"> mit den </w:t>
+      </w:r>
+      <w:proofErr w:type="spellStart"/>
+      <w:r>
+        <w:t>Harbingern</w:t>
+      </w:r>
+      <w:proofErr w:type="spellEnd"/>
+      <w:r>
+        <w:t xml:space="preserve"> </w:t>
+      </w:r>
+      <w:proofErr w:type="spellStart"/>
+      <w:r>
+        <w:t>Vota</w:t>
+      </w:r>
+      <w:proofErr w:type="spellEnd"/>
+      <w:r>
+        <w:t xml:space="preserve"> </w:t>
+      </w:r>
+      <w:r>
+        <w:t xml:space="preserve">und die </w:t>
+      </w:r>
+      <w:proofErr w:type="spellStart"/>
+      <w:r>
+        <w:t>Ashbringer</w:t>
+      </w:r>
+      <w:proofErr w:type="spellEnd"/>
+      <w:r>
+        <w:t xml:space="preserve"> </w:t>
       </w:r>
       <w:r>
         <w:t>in eine Falle und kann sich ihn einverleiben.</w:t>
@@ -317,8 +390,16 @@
         <w:rPr>
           <w:lang w:val="en-US"/>
         </w:rPr>
-        <w:t xml:space="preserve"> Na’al</w:t>
-      </w:r>
+        <w:t xml:space="preserve"> </w:t>
+      </w:r>
+      <w:proofErr w:type="spellStart"/>
+      <w:r>
+        <w:rPr>
+          <w:lang w:val="en-US"/>
+        </w:rPr>
+        <w:t>Na’al</w:t>
+      </w:r>
+      <w:proofErr w:type="spellEnd"/>
       <w:r>
         <w:rPr>
           <w:lang w:val="en-US"/>
@@ -337,8 +418,15 @@
           <w:lang w:val="en-US"/>
         </w:rPr>
         <w:tab/>
+      </w:r>
+      <w:proofErr w:type="spellStart"/>
+      <w:r>
+        <w:rPr>
+          <w:lang w:val="en-US"/>
+        </w:rPr>
         <w:t>Shiofthu'Mi</w:t>
       </w:r>
+      <w:proofErr w:type="spellEnd"/>
       <w:r>
         <w:rPr>
           <w:lang w:val="en-US"/>
@@ -411,12 +499,14 @@
         </w:rPr>
         <w:t xml:space="preserve"> wonders, build over generations. She had overseen it all, guided them to strife for the greatest expanse. And they all did follow her, her children that they were. Was this all enough? Was she at the end of her achievements? Nothing more to gain? </w:t>
       </w:r>
+      <w:proofErr w:type="spellStart"/>
       <w:r>
         <w:rPr>
           <w:lang w:val="en-US"/>
         </w:rPr>
         <w:t>Irnatrav'Ara</w:t>
       </w:r>
+      <w:proofErr w:type="spellEnd"/>
       <w:r>
         <w:rPr>
           <w:lang w:val="en-US"/>
@@ -477,12 +567,14 @@
         </w:rPr>
         <w:t xml:space="preserve">lives. </w:t>
       </w:r>
+      <w:proofErr w:type="spellStart"/>
       <w:r>
         <w:rPr>
           <w:lang w:val="en-US"/>
         </w:rPr>
         <w:t>Shiofthu'Mi</w:t>
       </w:r>
+      <w:proofErr w:type="spellEnd"/>
       <w:r>
         <w:rPr>
           <w:lang w:val="en-US"/>
@@ -545,12 +637,14 @@
         </w:rPr>
         <w:t xml:space="preserve">one another, what they had done to </w:t>
       </w:r>
+      <w:proofErr w:type="spellStart"/>
       <w:r>
         <w:rPr>
           <w:lang w:val="en-US"/>
         </w:rPr>
         <w:t>Naitro'Nai</w:t>
       </w:r>
+      <w:proofErr w:type="spellEnd"/>
       <w:r>
         <w:rPr>
           <w:lang w:val="en-US"/>
@@ -579,7 +673,35 @@
         <w:rPr>
           <w:lang w:val="en-US"/>
         </w:rPr>
-        <w:t xml:space="preserve"> what had been necessary, after he could not be contained, striving for more and more, killing more and more beings just for their souls. A meatgrinder of endless agony.</w:t>
+        <w:t xml:space="preserve"> what had been necessary, after he could not be contained, striving for </w:t>
+      </w:r>
+      <w:proofErr w:type="gramStart"/>
+      <w:r>
+        <w:rPr>
+          <w:lang w:val="en-US"/>
+        </w:rPr>
+        <w:t>more and more</w:t>
+      </w:r>
+      <w:proofErr w:type="gramEnd"/>
+      <w:r>
+        <w:rPr>
+          <w:lang w:val="en-US"/>
+        </w:rPr>
+        <w:t xml:space="preserve">, killing </w:t>
+      </w:r>
+      <w:proofErr w:type="gramStart"/>
+      <w:r>
+        <w:rPr>
+          <w:lang w:val="en-US"/>
+        </w:rPr>
+        <w:t>more and more</w:t>
+      </w:r>
+      <w:proofErr w:type="gramEnd"/>
+      <w:r>
+        <w:rPr>
+          <w:lang w:val="en-US"/>
+        </w:rPr>
+        <w:t xml:space="preserve"> beings just for their souls. A meatgrinder of endless agony.</w:t>
       </w:r>
       <w:r>
         <w:rPr>
@@ -599,7 +721,21 @@
           <w:lang w:val="en-US"/>
         </w:rPr>
         <w:tab/>
-        <w:t xml:space="preserve">She drew her wings back, and instead stepped on a shimmering white mist forming under each of her feet, appearing and vanishing with each of her steps. She strode over her city, her people below admiring their goddess as she wandered over their heads. She loved to stroll through their ranks, giving them hope and </w:t>
+        <w:t xml:space="preserve">She drew her wings back, and instead stepped on a shimmering white mist forming under each of her feet, </w:t>
+      </w:r>
+      <w:proofErr w:type="gramStart"/>
+      <w:r>
+        <w:rPr>
+          <w:lang w:val="en-US"/>
+        </w:rPr>
+        <w:t>appearing</w:t>
+      </w:r>
+      <w:proofErr w:type="gramEnd"/>
+      <w:r>
+        <w:rPr>
+          <w:lang w:val="en-US"/>
+        </w:rPr>
+        <w:t xml:space="preserve"> and vanishing with each of her steps. She strode over her city, her people below admiring their goddess as she wandered over their heads. She loved to stroll through their ranks, giving them hope and </w:t>
       </w:r>
       <w:r>
         <w:rPr>
@@ -627,12 +763,14 @@
         <w:lastRenderedPageBreak/>
         <w:tab/>
       </w:r>
+      <w:proofErr w:type="spellStart"/>
       <w:r>
         <w:rPr>
           <w:lang w:val="en-US"/>
         </w:rPr>
         <w:t>Omofy'Olrak</w:t>
       </w:r>
+      <w:proofErr w:type="spellEnd"/>
       <w:r>
         <w:rPr>
           <w:lang w:val="en-US"/>
@@ -657,12 +795,14 @@
         </w:rPr>
         <w:t xml:space="preserve"> had called for a meeting of the </w:t>
       </w:r>
+      <w:proofErr w:type="spellStart"/>
       <w:r>
         <w:rPr>
           <w:lang w:val="en-US"/>
         </w:rPr>
         <w:t>Shiof'Miari</w:t>
       </w:r>
+      <w:proofErr w:type="spellEnd"/>
       <w:r>
         <w:rPr>
           <w:lang w:val="en-US"/>
@@ -679,13 +819,41 @@
         <w:rPr>
           <w:lang w:val="en-US"/>
         </w:rPr>
-        <w:t xml:space="preserve"> First time when they could not decide on what to do with their newfound strength they had harnessed for a few generations. Such little time. And they had been so taken over by feelings, rash and unthinking. They were not able to come together, so they split and their tribe with them. Each went off in different directions, the continent vast enough for their own</w:t>
-      </w:r>
-      <w:r>
-        <w:rPr>
-          <w:lang w:val="en-US"/>
-        </w:rPr>
-        <w:t xml:space="preserve">, so much of Na’al covered by water, one they could not travers just yet. Each of the eight tribes spread and grew, so conflict had been </w:t>
+        <w:t xml:space="preserve"> First time when they could not decide on what to do with their newfound strength they had harnessed for a few generations. Such little time. And they had been so taken over by feelings, rash and unthinking. They </w:t>
+      </w:r>
+      <w:proofErr w:type="gramStart"/>
+      <w:r>
+        <w:rPr>
+          <w:lang w:val="en-US"/>
+        </w:rPr>
+        <w:t>were not able to</w:t>
+      </w:r>
+      <w:proofErr w:type="gramEnd"/>
+      <w:r>
+        <w:rPr>
+          <w:lang w:val="en-US"/>
+        </w:rPr>
+        <w:t xml:space="preserve"> come together, so they split and their tribe with them. Each went off in different directions, the continent vast enough for their own</w:t>
+      </w:r>
+      <w:r>
+        <w:rPr>
+          <w:lang w:val="en-US"/>
+        </w:rPr>
+        <w:t xml:space="preserve">, so much of </w:t>
+      </w:r>
+      <w:proofErr w:type="spellStart"/>
+      <w:r>
+        <w:rPr>
+          <w:lang w:val="en-US"/>
+        </w:rPr>
+        <w:t>Na’al</w:t>
+      </w:r>
+      <w:proofErr w:type="spellEnd"/>
+      <w:r>
+        <w:rPr>
+          <w:lang w:val="en-US"/>
+        </w:rPr>
+        <w:t xml:space="preserve"> covered by water, one they could not travers just yet. Each of the eight tribes spread and grew, so conflict had been </w:t>
       </w:r>
       <w:r>
         <w:rPr>
@@ -697,7 +865,21 @@
         <w:rPr>
           <w:lang w:val="en-US"/>
         </w:rPr>
-        <w:t>. Wars had been fought, clashes of stone and soul, bronze and soul, steel and soul.</w:t>
+        <w:t xml:space="preserve">. Wars had been fought, clashes of stone and soul, bronze and soul, </w:t>
+      </w:r>
+      <w:proofErr w:type="gramStart"/>
+      <w:r>
+        <w:rPr>
+          <w:lang w:val="en-US"/>
+        </w:rPr>
+        <w:t>steel</w:t>
+      </w:r>
+      <w:proofErr w:type="gramEnd"/>
+      <w:r>
+        <w:rPr>
+          <w:lang w:val="en-US"/>
+        </w:rPr>
+        <w:t xml:space="preserve"> and soul.</w:t>
       </w:r>
       <w:r>
         <w:rPr>
@@ -719,12 +901,14 @@
         <w:tab/>
         <w:t xml:space="preserve">The second time was to barter peace, after over three thousand rotations had passed, for they had grown tired of it all. This time </w:t>
       </w:r>
+      <w:proofErr w:type="spellStart"/>
       <w:r>
         <w:rPr>
           <w:lang w:val="en-US"/>
         </w:rPr>
         <w:t>Ethfyosh'Ikar</w:t>
       </w:r>
+      <w:proofErr w:type="spellEnd"/>
       <w:r>
         <w:rPr>
           <w:lang w:val="en-US"/>
@@ -771,7 +955,7 @@
         <w:rPr>
           <w:lang w:val="en-US"/>
         </w:rPr>
-        <w:t>immensly</w:t>
+        <w:t>immensely</w:t>
       </w:r>
       <w:r>
         <w:rPr>
@@ -779,12 +963,14 @@
         </w:rPr>
         <w:t xml:space="preserve">. </w:t>
       </w:r>
+      <w:proofErr w:type="spellStart"/>
       <w:r>
         <w:rPr>
           <w:lang w:val="en-US"/>
         </w:rPr>
         <w:t>Asarat'Rike</w:t>
       </w:r>
+      <w:proofErr w:type="spellEnd"/>
       <w:r>
         <w:rPr>
           <w:lang w:val="en-US"/>
@@ -813,7 +999,19 @@
         <w:rPr>
           <w:lang w:val="en-US"/>
         </w:rPr>
-        <w:t xml:space="preserve"> ever thoughtful</w:t>
+        <w:t xml:space="preserve"> ever </w:t>
+      </w:r>
+      <w:r>
+        <w:rPr>
+          <w:lang w:val="en-US"/>
+        </w:rPr>
+        <w:t>emphatic</w:t>
+      </w:r>
+      <w:r>
+        <w:rPr>
+          <w:lang w:val="en-US"/>
+        </w:rPr>
+        <w:t xml:space="preserve"> and thoughtful</w:t>
       </w:r>
       <w:r>
         <w:rPr>
@@ -849,7 +1047,19 @@
         <w:rPr>
           <w:lang w:val="en-US"/>
         </w:rPr>
-        <w:t xml:space="preserve"> So they marked their stake and with utmost power they split the earth and drifted them apart in big chunks of rock and soil. Eight planes instead of one.</w:t>
+        <w:t xml:space="preserve"> </w:t>
+      </w:r>
+      <w:r>
+        <w:rPr>
+          <w:lang w:val="en-US"/>
+        </w:rPr>
+        <w:t>So,</w:t>
+      </w:r>
+      <w:r>
+        <w:rPr>
+          <w:lang w:val="en-US"/>
+        </w:rPr>
+        <w:t xml:space="preserve"> they marked their stake and with utmost power they split the earth and drifted them apart in big chunks of rock and soil. Eight planes instead of one.</w:t>
       </w:r>
     </w:p>
     <w:p>
@@ -865,12 +1075,14 @@
         <w:tab/>
         <w:t xml:space="preserve">That all went well for quite some time, until they had noticed, that </w:t>
       </w:r>
+      <w:proofErr w:type="spellStart"/>
       <w:r>
         <w:rPr>
           <w:lang w:val="en-US"/>
         </w:rPr>
         <w:t>Naitro'Nai</w:t>
       </w:r>
+      <w:proofErr w:type="spellEnd"/>
       <w:r>
         <w:rPr>
           <w:lang w:val="en-US"/>
@@ -895,12 +1107,14 @@
         </w:rPr>
         <w:t xml:space="preserve"> It would regrow, only more resistant. And while the peaceful people of seven of the </w:t>
       </w:r>
+      <w:proofErr w:type="spellStart"/>
       <w:r>
         <w:rPr>
           <w:lang w:val="en-US"/>
         </w:rPr>
         <w:t>Shiof'Miari</w:t>
       </w:r>
+      <w:proofErr w:type="spellEnd"/>
       <w:r>
         <w:rPr>
           <w:lang w:val="en-US"/>
@@ -920,12 +1134,14 @@
         </w:rPr>
         <w:tab/>
       </w:r>
+      <w:proofErr w:type="spellStart"/>
       <w:r>
         <w:rPr>
           <w:lang w:val="en-US"/>
         </w:rPr>
         <w:t>Shkaratve'Kekar</w:t>
       </w:r>
+      <w:proofErr w:type="spellEnd"/>
       <w:r>
         <w:rPr>
           <w:lang w:val="en-US"/>
@@ -950,23 +1166,33 @@
         </w:rPr>
         <w:t xml:space="preserve"> </w:t>
       </w:r>
+      <w:proofErr w:type="spellStart"/>
       <w:r>
         <w:rPr>
           <w:lang w:val="en-US"/>
         </w:rPr>
         <w:t>Tekofy'Erffar</w:t>
       </w:r>
+      <w:proofErr w:type="spellEnd"/>
       <w:r>
         <w:rPr>
           <w:lang w:val="en-US"/>
         </w:rPr>
         <w:t xml:space="preserve">, </w:t>
       </w:r>
-      <w:r>
-        <w:rPr>
-          <w:lang w:val="en-US"/>
-        </w:rPr>
-        <w:t>She who Embraces</w:t>
+      <w:proofErr w:type="gramStart"/>
+      <w:r>
+        <w:rPr>
+          <w:lang w:val="en-US"/>
+        </w:rPr>
+        <w:t>She</w:t>
+      </w:r>
+      <w:proofErr w:type="gramEnd"/>
+      <w:r>
+        <w:rPr>
+          <w:lang w:val="en-US"/>
+        </w:rPr>
+        <w:t xml:space="preserve"> who Embraces</w:t>
       </w:r>
       <w:r>
         <w:rPr>
@@ -974,31 +1200,77 @@
         </w:rPr>
         <w:t xml:space="preserve">, had finished a </w:t>
       </w:r>
-      <w:r>
-        <w:rPr>
-          <w:lang w:val="en-US"/>
-        </w:rPr>
-        <w:t xml:space="preserve">Kalor'Miari </w:t>
-      </w:r>
-      <w:r>
-        <w:rPr>
-          <w:lang w:val="en-US"/>
-        </w:rPr>
-        <w:t xml:space="preserve">, a Soulcraft, a spell of old, the ones they used to create and negate, to live on for so long and be reborn. Once you had control of so many souls like </w:t>
+      <w:proofErr w:type="spellStart"/>
+      <w:proofErr w:type="gramStart"/>
+      <w:r>
+        <w:rPr>
+          <w:lang w:val="en-US"/>
+        </w:rPr>
+        <w:t>Kalor'Miari</w:t>
+      </w:r>
+      <w:proofErr w:type="spellEnd"/>
+      <w:r>
+        <w:rPr>
+          <w:lang w:val="en-US"/>
+        </w:rPr>
+        <w:t xml:space="preserve"> </w:t>
+      </w:r>
+      <w:r>
+        <w:rPr>
+          <w:lang w:val="en-US"/>
+        </w:rPr>
+        <w:t>,</w:t>
+      </w:r>
+      <w:proofErr w:type="gramEnd"/>
+      <w:r>
+        <w:rPr>
+          <w:lang w:val="en-US"/>
+        </w:rPr>
+        <w:t xml:space="preserve"> a </w:t>
+      </w:r>
+      <w:proofErr w:type="spellStart"/>
+      <w:r>
+        <w:rPr>
+          <w:lang w:val="en-US"/>
+        </w:rPr>
+        <w:t>Soulcraft</w:t>
+      </w:r>
+      <w:proofErr w:type="spellEnd"/>
+      <w:r>
+        <w:rPr>
+          <w:lang w:val="en-US"/>
+        </w:rPr>
+        <w:t xml:space="preserve">, a spell of old, the ones they used to create and negate, to live on for so long and be reborn. Once you had control of so many souls like </w:t>
       </w:r>
       <w:r>
         <w:rPr>
           <w:lang w:val="en-US"/>
         </w:rPr>
         <w:lastRenderedPageBreak/>
-        <w:t xml:space="preserve">them you were a deity in all and name. They did not know if something greater existed outside of their scope, on their world Na’al or in </w:t>
-      </w:r>
+        <w:t xml:space="preserve">them you were a deity in all and name. They did not know if something greater existed outside of their scope, on their world </w:t>
+      </w:r>
+      <w:proofErr w:type="spellStart"/>
+      <w:r>
+        <w:rPr>
+          <w:lang w:val="en-US"/>
+        </w:rPr>
+        <w:t>Na’al</w:t>
+      </w:r>
+      <w:proofErr w:type="spellEnd"/>
+      <w:r>
+        <w:rPr>
+          <w:lang w:val="en-US"/>
+        </w:rPr>
+        <w:t xml:space="preserve"> or in </w:t>
+      </w:r>
+      <w:proofErr w:type="spellStart"/>
       <w:r>
         <w:rPr>
           <w:lang w:val="en-US"/>
         </w:rPr>
         <w:t>Miar'Maelik</w:t>
       </w:r>
+      <w:proofErr w:type="spellEnd"/>
       <w:r>
         <w:rPr>
           <w:lang w:val="en-US"/>
@@ -1011,48 +1283,56 @@
         </w:rPr>
         <w:t xml:space="preserve"> So, they did what they had planned, they attacked </w:t>
       </w:r>
+      <w:proofErr w:type="spellStart"/>
       <w:r>
         <w:rPr>
           <w:lang w:val="en-US"/>
         </w:rPr>
         <w:t>Naitro'Nai</w:t>
       </w:r>
+      <w:proofErr w:type="spellEnd"/>
       <w:r>
         <w:rPr>
           <w:lang w:val="en-US"/>
         </w:rPr>
         <w:t xml:space="preserve"> as he was preparing to strike </w:t>
       </w:r>
+      <w:proofErr w:type="spellStart"/>
       <w:r>
         <w:rPr>
           <w:lang w:val="en-US"/>
         </w:rPr>
         <w:t>Irnatrav'Ara</w:t>
       </w:r>
+      <w:proofErr w:type="spellEnd"/>
       <w:r>
         <w:rPr>
           <w:lang w:val="en-US"/>
         </w:rPr>
         <w:t xml:space="preserve"> first. Thankfully they did, as he proofed a gigantic challenge for them all, more souls bound to him as they had ever seen in one place at once. Almost they would have perished, if not for </w:t>
       </w:r>
+      <w:proofErr w:type="spellStart"/>
       <w:r>
         <w:rPr>
           <w:lang w:val="en-US"/>
         </w:rPr>
         <w:t>Tekofy'Erffar</w:t>
       </w:r>
+      <w:proofErr w:type="spellEnd"/>
       <w:r>
         <w:rPr>
           <w:lang w:val="en-US"/>
         </w:rPr>
         <w:t xml:space="preserve"> and her spell, binding </w:t>
       </w:r>
+      <w:proofErr w:type="spellStart"/>
       <w:r>
         <w:rPr>
           <w:lang w:val="en-US"/>
         </w:rPr>
         <w:t>Naitro'Nai</w:t>
       </w:r>
+      <w:proofErr w:type="spellEnd"/>
       <w:r>
         <w:rPr>
           <w:lang w:val="en-US"/>
@@ -1072,24 +1352,42 @@
         </w:rPr>
         <w:tab/>
       </w:r>
+      <w:proofErr w:type="spellStart"/>
       <w:r>
         <w:rPr>
           <w:lang w:val="en-US"/>
         </w:rPr>
         <w:t>Shiofthu'Mi</w:t>
       </w:r>
-      <w:r>
-        <w:rPr>
-          <w:lang w:val="en-US"/>
-        </w:rPr>
-        <w:t xml:space="preserve"> rose through the air, higher and higher, a cloud of </w:t>
-      </w:r>
+      <w:proofErr w:type="spellEnd"/>
+      <w:r>
+        <w:rPr>
+          <w:lang w:val="en-US"/>
+        </w:rPr>
+        <w:t xml:space="preserve"> rose through the air, </w:t>
+      </w:r>
+      <w:proofErr w:type="gramStart"/>
+      <w:r>
+        <w:rPr>
+          <w:lang w:val="en-US"/>
+        </w:rPr>
+        <w:t>higher and higher</w:t>
+      </w:r>
+      <w:proofErr w:type="gramEnd"/>
+      <w:r>
+        <w:rPr>
+          <w:lang w:val="en-US"/>
+        </w:rPr>
+        <w:t xml:space="preserve">, a cloud of </w:t>
+      </w:r>
+      <w:proofErr w:type="spellStart"/>
       <w:r>
         <w:rPr>
           <w:lang w:val="en-US"/>
         </w:rPr>
         <w:t>steamlike</w:t>
       </w:r>
+      <w:proofErr w:type="spellEnd"/>
       <w:r>
         <w:rPr>
           <w:lang w:val="en-US"/>
@@ -1108,12 +1406,14 @@
         </w:rPr>
         <w:t xml:space="preserve"> She had entered </w:t>
       </w:r>
+      <w:proofErr w:type="spellStart"/>
       <w:r>
         <w:rPr>
           <w:lang w:val="en-US"/>
         </w:rPr>
         <w:t>Miar'Maelik</w:t>
       </w:r>
+      <w:proofErr w:type="spellEnd"/>
       <w:r>
         <w:rPr>
           <w:lang w:val="en-US"/>
@@ -1138,24 +1438,28 @@
         </w:rPr>
         <w:t xml:space="preserve">, encompassing the horizon from under and above. Streaks of a muddy brown flowing on its surface, the white it had once held stained and broken. </w:t>
       </w:r>
+      <w:proofErr w:type="spellStart"/>
       <w:r>
         <w:rPr>
           <w:lang w:val="en-US"/>
         </w:rPr>
         <w:t>Naitro'Nai</w:t>
       </w:r>
+      <w:proofErr w:type="spellEnd"/>
       <w:r>
         <w:rPr>
           <w:lang w:val="en-US"/>
         </w:rPr>
         <w:t xml:space="preserve"> stirred on and on, his Fury showing in a feeling of freezing stings to </w:t>
       </w:r>
+      <w:proofErr w:type="spellStart"/>
       <w:r>
         <w:rPr>
           <w:lang w:val="en-US"/>
         </w:rPr>
         <w:t>Shiofthu'Mi</w:t>
       </w:r>
+      <w:proofErr w:type="spellEnd"/>
       <w:r>
         <w:rPr>
           <w:lang w:val="en-US"/>
@@ -1176,12 +1480,14 @@
         <w:tab/>
         <w:t xml:space="preserve">  She saw </w:t>
       </w:r>
+      <w:proofErr w:type="spellStart"/>
       <w:r>
         <w:rPr>
           <w:lang w:val="en-US"/>
         </w:rPr>
         <w:t>Shkaratve'Kekar</w:t>
       </w:r>
+      <w:proofErr w:type="spellEnd"/>
       <w:r>
         <w:rPr>
           <w:lang w:val="en-US"/>
@@ -1208,17 +1514,33 @@
         </w:rPr>
         <w:t xml:space="preserve">“You are the first to appear </w:t>
       </w:r>
+      <w:proofErr w:type="spellStart"/>
       <w:r>
         <w:rPr>
           <w:lang w:val="en-US"/>
         </w:rPr>
         <w:t>Shiofthu'Mi</w:t>
       </w:r>
-      <w:r>
-        <w:rPr>
-          <w:lang w:val="en-US"/>
-        </w:rPr>
-        <w:t>, Ish’Nai, First of All, you will be called,” he said in a booming voice, its origin not distinguishable, as if coming from all around her.</w:t>
+      <w:proofErr w:type="spellEnd"/>
+      <w:r>
+        <w:rPr>
+          <w:lang w:val="en-US"/>
+        </w:rPr>
+        <w:t xml:space="preserve">, </w:t>
+      </w:r>
+      <w:proofErr w:type="spellStart"/>
+      <w:r>
+        <w:rPr>
+          <w:lang w:val="en-US"/>
+        </w:rPr>
+        <w:t>Ish’Nai</w:t>
+      </w:r>
+      <w:proofErr w:type="spellEnd"/>
+      <w:r>
+        <w:rPr>
+          <w:lang w:val="en-US"/>
+        </w:rPr>
+        <w:t>, First of All, you will be called,” he said in a booming voice, its origin not distinguishable, as if coming from all around her.</w:t>
       </w:r>
     </w:p>
     <w:p>
@@ -1264,14 +1586,30 @@
         <w:rPr>
           <w:lang w:val="en-US"/>
         </w:rPr>
-        <w:t xml:space="preserve">“I am not decided yet, for I don’t know if we can face what </w:t>
-      </w:r>
+        <w:t xml:space="preserve">“I am not decided yet, for I </w:t>
+      </w:r>
+      <w:proofErr w:type="gramStart"/>
+      <w:r>
+        <w:rPr>
+          <w:lang w:val="en-US"/>
+        </w:rPr>
+        <w:t>don’t</w:t>
+      </w:r>
+      <w:proofErr w:type="gramEnd"/>
+      <w:r>
+        <w:rPr>
+          <w:lang w:val="en-US"/>
+        </w:rPr>
+        <w:t xml:space="preserve"> know if we can face what </w:t>
+      </w:r>
+      <w:proofErr w:type="spellStart"/>
       <w:r>
         <w:rPr>
           <w:lang w:val="en-US"/>
         </w:rPr>
         <w:t>Omofy'Olrak</w:t>
       </w:r>
+      <w:proofErr w:type="spellEnd"/>
       <w:r>
         <w:rPr>
           <w:lang w:val="en-US"/>
@@ -1310,12 +1648,14 @@
         </w:rPr>
         <w:t xml:space="preserve"> like we are now, seven instead of eight, for eternity. However, the craftiness of </w:t>
       </w:r>
+      <w:proofErr w:type="spellStart"/>
       <w:r>
         <w:rPr>
           <w:lang w:val="en-US"/>
         </w:rPr>
         <w:t>Naitro'Nai</w:t>
       </w:r>
+      <w:proofErr w:type="spellEnd"/>
       <w:r>
         <w:rPr>
           <w:lang w:val="en-US"/>
@@ -1395,7 +1735,21 @@
         <w:rPr>
           <w:lang w:val="en-US"/>
         </w:rPr>
-        <w:t>We don’t know if they are here to fight, or just livestock for his strength. But both grow, as he sucks the well of souls dry.</w:t>
+        <w:t xml:space="preserve">We </w:t>
+      </w:r>
+      <w:proofErr w:type="gramStart"/>
+      <w:r>
+        <w:rPr>
+          <w:lang w:val="en-US"/>
+        </w:rPr>
+        <w:t>don’t</w:t>
+      </w:r>
+      <w:proofErr w:type="gramEnd"/>
+      <w:r>
+        <w:rPr>
+          <w:lang w:val="en-US"/>
+        </w:rPr>
+        <w:t xml:space="preserve"> know if they are here to fight, or just livestock for his strength. But both grow, as he sucks the well of souls dry.</w:t>
       </w:r>
       <w:r>
         <w:rPr>
@@ -1417,12 +1771,14 @@
         </w:rPr>
         <w:t xml:space="preserve">“That will never happen,” </w:t>
       </w:r>
+      <w:proofErr w:type="spellStart"/>
       <w:r>
         <w:rPr>
           <w:lang w:val="en-US"/>
         </w:rPr>
         <w:t>Shiofthu'Mi</w:t>
       </w:r>
+      <w:proofErr w:type="spellEnd"/>
       <w:r>
         <w:rPr>
           <w:lang w:val="en-US"/>
@@ -1499,12 +1855,14 @@
           <w:lang w:val="en-US"/>
         </w:rPr>
       </w:pPr>
+      <w:proofErr w:type="spellStart"/>
       <w:r>
         <w:rPr>
           <w:lang w:val="en-US"/>
         </w:rPr>
         <w:t>Shkaratve'Kekar</w:t>
       </w:r>
+      <w:proofErr w:type="spellEnd"/>
       <w:r>
         <w:rPr>
           <w:lang w:val="en-US"/>
@@ -1579,41 +1937,89 @@
         </w:rPr>
         <w:t xml:space="preserve">Both waited in silence, until they felt the presence of the others approaching. </w:t>
       </w:r>
+      <w:proofErr w:type="spellStart"/>
       <w:r>
         <w:rPr>
           <w:lang w:val="en-US"/>
         </w:rPr>
         <w:t>Irnatrav'Ara</w:t>
       </w:r>
-      <w:r>
-        <w:rPr>
-          <w:lang w:val="en-US"/>
-        </w:rPr>
-        <w:t xml:space="preserve"> was next, Nir’Nai, second, ever joyous, her soul expanding and contracting, then </w:t>
-      </w:r>
+      <w:proofErr w:type="spellEnd"/>
+      <w:r>
+        <w:rPr>
+          <w:lang w:val="en-US"/>
+        </w:rPr>
+        <w:t xml:space="preserve"> was next, </w:t>
+      </w:r>
+      <w:proofErr w:type="spellStart"/>
+      <w:r>
+        <w:rPr>
+          <w:lang w:val="en-US"/>
+        </w:rPr>
+        <w:t>Nir’Nai</w:t>
+      </w:r>
+      <w:proofErr w:type="spellEnd"/>
+      <w:r>
+        <w:rPr>
+          <w:lang w:val="en-US"/>
+        </w:rPr>
+        <w:t xml:space="preserve">, second, ever joyous, her soul expanding and contracting, then </w:t>
+      </w:r>
+      <w:proofErr w:type="spellStart"/>
       <w:r>
         <w:rPr>
           <w:lang w:val="en-US"/>
         </w:rPr>
         <w:t>Asarat'Rike</w:t>
       </w:r>
-      <w:r>
-        <w:rPr>
-          <w:lang w:val="en-US"/>
-        </w:rPr>
-        <w:t xml:space="preserve">, Saa’Nai, her warmth radiating and removing the stinging cold. Fourth was </w:t>
-      </w:r>
+      <w:proofErr w:type="spellEnd"/>
+      <w:r>
+        <w:rPr>
+          <w:lang w:val="en-US"/>
+        </w:rPr>
+        <w:t xml:space="preserve">, </w:t>
+      </w:r>
+      <w:proofErr w:type="spellStart"/>
+      <w:r>
+        <w:rPr>
+          <w:lang w:val="en-US"/>
+        </w:rPr>
+        <w:t>Saa’Nai</w:t>
+      </w:r>
+      <w:proofErr w:type="spellEnd"/>
+      <w:r>
+        <w:rPr>
+          <w:lang w:val="en-US"/>
+        </w:rPr>
+        <w:t xml:space="preserve">, her warmth radiating and removing the stinging cold. Fourth was </w:t>
+      </w:r>
+      <w:proofErr w:type="spellStart"/>
       <w:r>
         <w:rPr>
           <w:lang w:val="en-US"/>
         </w:rPr>
         <w:t>Tekofy'Erffar</w:t>
       </w:r>
-      <w:r>
-        <w:rPr>
-          <w:lang w:val="en-US"/>
-        </w:rPr>
-        <w:t>, Ket’Nai the one that so often had bound them together again. After her</w:t>
+      <w:proofErr w:type="spellEnd"/>
+      <w:r>
+        <w:rPr>
+          <w:lang w:val="en-US"/>
+        </w:rPr>
+        <w:t xml:space="preserve">, </w:t>
+      </w:r>
+      <w:proofErr w:type="spellStart"/>
+      <w:r>
+        <w:rPr>
+          <w:lang w:val="en-US"/>
+        </w:rPr>
+        <w:t>Ket’Nai</w:t>
+      </w:r>
+      <w:proofErr w:type="spellEnd"/>
+      <w:r>
+        <w:rPr>
+          <w:lang w:val="en-US"/>
+        </w:rPr>
+        <w:t xml:space="preserve"> the one that so often had bound them together again. After her</w:t>
       </w:r>
       <w:r>
         <w:rPr>
@@ -1627,17 +2033,33 @@
         </w:rPr>
         <w:t xml:space="preserve"> </w:t>
       </w:r>
+      <w:proofErr w:type="spellStart"/>
       <w:r>
         <w:rPr>
           <w:lang w:val="en-US"/>
         </w:rPr>
         <w:t>Shkaratve'Kekar</w:t>
       </w:r>
-      <w:r>
-        <w:rPr>
-          <w:lang w:val="en-US"/>
-        </w:rPr>
-        <w:t xml:space="preserve"> found his resolve in their presence, becoming Kash’Nai, the fifth of All. They positioned themselves in a sphere like they had before </w:t>
+      <w:proofErr w:type="spellEnd"/>
+      <w:r>
+        <w:rPr>
+          <w:lang w:val="en-US"/>
+        </w:rPr>
+        <w:t xml:space="preserve"> found his resolve in their presence, becoming </w:t>
+      </w:r>
+      <w:proofErr w:type="spellStart"/>
+      <w:r>
+        <w:rPr>
+          <w:lang w:val="en-US"/>
+        </w:rPr>
+        <w:t>Kash’Nai</w:t>
+      </w:r>
+      <w:proofErr w:type="spellEnd"/>
+      <w:r>
+        <w:rPr>
+          <w:lang w:val="en-US"/>
+        </w:rPr>
+        <w:t xml:space="preserve">, the fifth of All. They positioned themselves in a sphere like they had before </w:t>
       </w:r>
       <w:r>
         <w:rPr>
@@ -1649,13 +2071,27 @@
         <w:rPr>
           <w:lang w:val="en-US"/>
         </w:rPr>
-        <w:t xml:space="preserve">, all </w:t>
-      </w:r>
-      <w:r>
-        <w:rPr>
-          <w:lang w:val="en-US"/>
-        </w:rPr>
-        <w:t xml:space="preserve">of its </w:t>
+        <w:t xml:space="preserve">, </w:t>
+      </w:r>
+      <w:proofErr w:type="gramStart"/>
+      <w:r>
+        <w:rPr>
+          <w:lang w:val="en-US"/>
+        </w:rPr>
+        <w:t xml:space="preserve">all </w:t>
+      </w:r>
+      <w:r>
+        <w:rPr>
+          <w:lang w:val="en-US"/>
+        </w:rPr>
+        <w:t>of</w:t>
+      </w:r>
+      <w:proofErr w:type="gramEnd"/>
+      <w:r>
+        <w:rPr>
+          <w:lang w:val="en-US"/>
+        </w:rPr>
+        <w:t xml:space="preserve"> its </w:t>
       </w:r>
       <w:r>
         <w:rPr>
@@ -1663,29 +2099,47 @@
         </w:rPr>
         <w:t xml:space="preserve">sides covered but two, the place for </w:t>
       </w:r>
+      <w:proofErr w:type="spellStart"/>
       <w:r>
         <w:rPr>
           <w:lang w:val="en-US"/>
         </w:rPr>
         <w:t>Naitro'Nai</w:t>
       </w:r>
+      <w:proofErr w:type="spellEnd"/>
       <w:r>
         <w:rPr>
           <w:lang w:val="en-US"/>
         </w:rPr>
         <w:t xml:space="preserve"> replaced long ago. And soon the last figures appeared as well, </w:t>
       </w:r>
+      <w:proofErr w:type="spellStart"/>
       <w:r>
         <w:rPr>
           <w:lang w:val="en-US"/>
         </w:rPr>
         <w:t>Omofy'Olrak</w:t>
       </w:r>
-      <w:r>
-        <w:rPr>
-          <w:lang w:val="en-US"/>
-        </w:rPr>
-        <w:t xml:space="preserve">, now Mo’Nai, the matriarch of their </w:t>
+      <w:proofErr w:type="spellEnd"/>
+      <w:r>
+        <w:rPr>
+          <w:lang w:val="en-US"/>
+        </w:rPr>
+        <w:t xml:space="preserve">, now </w:t>
+      </w:r>
+      <w:proofErr w:type="spellStart"/>
+      <w:r>
+        <w:rPr>
+          <w:lang w:val="en-US"/>
+        </w:rPr>
+        <w:t>Mo’Nai</w:t>
+      </w:r>
+      <w:proofErr w:type="spellEnd"/>
+      <w:r>
+        <w:rPr>
+          <w:lang w:val="en-US"/>
+        </w:rPr>
+        <w:t xml:space="preserve">, the matriarch of their </w:t>
       </w:r>
       <w:r>
         <w:rPr>
@@ -1729,17 +2183,33 @@
         </w:rPr>
         <w:t xml:space="preserve"> And last was </w:t>
       </w:r>
+      <w:proofErr w:type="spellStart"/>
       <w:r>
         <w:rPr>
           <w:lang w:val="en-US"/>
         </w:rPr>
         <w:t>Ethfyosh'Ikar</w:t>
       </w:r>
-      <w:r>
-        <w:rPr>
-          <w:lang w:val="en-US"/>
-        </w:rPr>
-        <w:t xml:space="preserve">, hesitant as always, but careful all the same. He was now Het’Nai, the seventh and last. He measured their time, their history. He foresaw what would conspire long before they could. He always urged for progress; he always urged for action. To move forward, not stop in face of danger they did not perceive anymore. He prepared for any </w:t>
+      <w:proofErr w:type="spellEnd"/>
+      <w:r>
+        <w:rPr>
+          <w:lang w:val="en-US"/>
+        </w:rPr>
+        <w:t xml:space="preserve">, hesitant as always, but careful all the same. He was now </w:t>
+      </w:r>
+      <w:proofErr w:type="spellStart"/>
+      <w:r>
+        <w:rPr>
+          <w:lang w:val="en-US"/>
+        </w:rPr>
+        <w:t>Het’Nai</w:t>
+      </w:r>
+      <w:proofErr w:type="spellEnd"/>
+      <w:r>
+        <w:rPr>
+          <w:lang w:val="en-US"/>
+        </w:rPr>
+        <w:t xml:space="preserve">, the seventh and last. He measured their time, their history. He foresaw what would conspire long before they could. He always urged for progress; he always urged for action. To move forward, not stop in face of danger they did not perceive anymore. He prepared for any </w:t>
       </w:r>
       <w:r>
         <w:rPr>
@@ -1753,12 +2223,14 @@
         </w:rPr>
         <w:t xml:space="preserve"> it was him that </w:t>
       </w:r>
+      <w:proofErr w:type="spellStart"/>
       <w:r>
         <w:rPr>
           <w:lang w:val="en-US"/>
         </w:rPr>
         <w:t>Shiofthu'Mi</w:t>
       </w:r>
+      <w:proofErr w:type="spellEnd"/>
       <w:r>
         <w:rPr>
           <w:lang w:val="en-US"/>
@@ -1789,7 +2261,21 @@
         <w:rPr>
           <w:lang w:val="en-US"/>
         </w:rPr>
-        <w:t xml:space="preserve">They formed the sphere now fully, their souls touching without bounds, their minds one as was their spirit. They convened like this for quite some time, in human lives a year at most. But they came to a conclusion. </w:t>
+        <w:t xml:space="preserve">They formed the sphere now fully, their souls touching without bounds, their minds one as was their spirit. They convened like this for quite some time, in human lives a year at most. But they </w:t>
+      </w:r>
+      <w:proofErr w:type="gramStart"/>
+      <w:r>
+        <w:rPr>
+          <w:lang w:val="en-US"/>
+        </w:rPr>
+        <w:t>came to a conclusion</w:t>
+      </w:r>
+      <w:proofErr w:type="gramEnd"/>
+      <w:r>
+        <w:rPr>
+          <w:lang w:val="en-US"/>
+        </w:rPr>
+        <w:t xml:space="preserve">. </w:t>
       </w:r>
       <w:r>
         <w:rPr>
@@ -1827,12 +2313,14 @@
         </w:rPr>
         <w:t xml:space="preserve"> </w:t>
       </w:r>
+      <w:proofErr w:type="spellStart"/>
       <w:r>
         <w:rPr>
           <w:lang w:val="en-US"/>
         </w:rPr>
         <w:t>Naitro'Nai</w:t>
       </w:r>
+      <w:proofErr w:type="spellEnd"/>
       <w:r>
         <w:rPr>
           <w:lang w:val="en-US"/>

--- a/docs/Buch Bayrische Nächte/Buch 6.docx
+++ b/docs/Buch Bayrische Nächte/Buch 6.docx
@@ -55,7 +55,7 @@
       </w:r>
       <w:proofErr w:type="spellEnd"/>
       <w:r>
-        <w:t>.</w:t>
+        <w:t>, um Seelen zu sammeln.</w:t>
       </w:r>
     </w:p>
     <w:p>
@@ -79,7 +79,10 @@
       </w:r>
       <w:proofErr w:type="spellStart"/>
       <w:r>
-        <w:t>Ashbringern</w:t>
+        <w:t>Ashb</w:t>
+      </w:r>
+      <w:r>
+        <w:t>earers</w:t>
       </w:r>
       <w:proofErr w:type="spellEnd"/>
       <w:r>
@@ -110,12 +113,10 @@
         <w:t xml:space="preserve">Erneut werden in religiösen Gebäuden rund um die Welt die 8 Psalmen an den Decken gefunden. Dieses </w:t>
       </w:r>
       <w:proofErr w:type="spellStart"/>
-      <w:proofErr w:type="gramStart"/>
       <w:r>
         <w:t>mal</w:t>
       </w:r>
       <w:proofErr w:type="spellEnd"/>
-      <w:proofErr w:type="gramEnd"/>
       <w:r>
         <w:t xml:space="preserve"> predigen die Priester den ersten Psalm in der Sprache der Hölle, unablässig bis sie vor Durst sterben.</w:t>
       </w:r>
@@ -673,35 +674,7 @@
         <w:rPr>
           <w:lang w:val="en-US"/>
         </w:rPr>
-        <w:t xml:space="preserve"> what had been necessary, after he could not be contained, striving for </w:t>
-      </w:r>
-      <w:proofErr w:type="gramStart"/>
-      <w:r>
-        <w:rPr>
-          <w:lang w:val="en-US"/>
-        </w:rPr>
-        <w:t>more and more</w:t>
-      </w:r>
-      <w:proofErr w:type="gramEnd"/>
-      <w:r>
-        <w:rPr>
-          <w:lang w:val="en-US"/>
-        </w:rPr>
-        <w:t xml:space="preserve">, killing </w:t>
-      </w:r>
-      <w:proofErr w:type="gramStart"/>
-      <w:r>
-        <w:rPr>
-          <w:lang w:val="en-US"/>
-        </w:rPr>
-        <w:t>more and more</w:t>
-      </w:r>
-      <w:proofErr w:type="gramEnd"/>
-      <w:r>
-        <w:rPr>
-          <w:lang w:val="en-US"/>
-        </w:rPr>
-        <w:t xml:space="preserve"> beings just for their souls. A meatgrinder of endless agony.</w:t>
+        <w:t xml:space="preserve"> what had been necessary, after he could not be contained, striving for more and more, killing more and more beings just for their souls. A meatgrinder of endless agony.</w:t>
       </w:r>
       <w:r>
         <w:rPr>
@@ -721,21 +694,7 @@
           <w:lang w:val="en-US"/>
         </w:rPr>
         <w:tab/>
-        <w:t xml:space="preserve">She drew her wings back, and instead stepped on a shimmering white mist forming under each of her feet, </w:t>
-      </w:r>
-      <w:proofErr w:type="gramStart"/>
-      <w:r>
-        <w:rPr>
-          <w:lang w:val="en-US"/>
-        </w:rPr>
-        <w:t>appearing</w:t>
-      </w:r>
-      <w:proofErr w:type="gramEnd"/>
-      <w:r>
-        <w:rPr>
-          <w:lang w:val="en-US"/>
-        </w:rPr>
-        <w:t xml:space="preserve"> and vanishing with each of her steps. She strode over her city, her people below admiring their goddess as she wandered over their heads. She loved to stroll through their ranks, giving them hope and </w:t>
+        <w:t xml:space="preserve">She drew her wings back, and instead stepped on a shimmering white mist forming under each of her feet, appearing and vanishing with each of her steps. She strode over her city, her people below admiring their goddess as she wandered over their heads. She loved to stroll through their ranks, giving them hope and </w:t>
       </w:r>
       <w:r>
         <w:rPr>
@@ -819,21 +778,7 @@
         <w:rPr>
           <w:lang w:val="en-US"/>
         </w:rPr>
-        <w:t xml:space="preserve"> First time when they could not decide on what to do with their newfound strength they had harnessed for a few generations. Such little time. And they had been so taken over by feelings, rash and unthinking. They </w:t>
-      </w:r>
-      <w:proofErr w:type="gramStart"/>
-      <w:r>
-        <w:rPr>
-          <w:lang w:val="en-US"/>
-        </w:rPr>
-        <w:t>were not able to</w:t>
-      </w:r>
-      <w:proofErr w:type="gramEnd"/>
-      <w:r>
-        <w:rPr>
-          <w:lang w:val="en-US"/>
-        </w:rPr>
-        <w:t xml:space="preserve"> come together, so they split and their tribe with them. Each went off in different directions, the continent vast enough for their own</w:t>
+        <w:t xml:space="preserve"> First time when they could not decide on what to do with their newfound strength they had harnessed for a few generations. Such little time. And they had been so taken over by feelings, rash and unthinking. They were not able to come together, so they split and their tribe with them. Each went off in different directions, the continent vast enough for their own</w:t>
       </w:r>
       <w:r>
         <w:rPr>
@@ -865,21 +810,7 @@
         <w:rPr>
           <w:lang w:val="en-US"/>
         </w:rPr>
-        <w:t xml:space="preserve">. Wars had been fought, clashes of stone and soul, bronze and soul, </w:t>
-      </w:r>
-      <w:proofErr w:type="gramStart"/>
-      <w:r>
-        <w:rPr>
-          <w:lang w:val="en-US"/>
-        </w:rPr>
-        <w:t>steel</w:t>
-      </w:r>
-      <w:proofErr w:type="gramEnd"/>
-      <w:r>
-        <w:rPr>
-          <w:lang w:val="en-US"/>
-        </w:rPr>
-        <w:t xml:space="preserve"> and soul.</w:t>
+        <w:t>. Wars had been fought, clashes of stone and soul, bronze and soul, steel and soul.</w:t>
       </w:r>
       <w:r>
         <w:rPr>
@@ -1180,19 +1111,11 @@
         </w:rPr>
         <w:t xml:space="preserve">, </w:t>
       </w:r>
-      <w:proofErr w:type="gramStart"/>
-      <w:r>
-        <w:rPr>
-          <w:lang w:val="en-US"/>
-        </w:rPr>
-        <w:t>She</w:t>
-      </w:r>
-      <w:proofErr w:type="gramEnd"/>
-      <w:r>
-        <w:rPr>
-          <w:lang w:val="en-US"/>
-        </w:rPr>
-        <w:t xml:space="preserve"> who Embraces</w:t>
+      <w:r>
+        <w:rPr>
+          <w:lang w:val="en-US"/>
+        </w:rPr>
+        <w:t>She who Embraces</w:t>
       </w:r>
       <w:r>
         <w:rPr>
@@ -1201,7 +1124,6 @@
         <w:t xml:space="preserve">, had finished a </w:t>
       </w:r>
       <w:proofErr w:type="spellStart"/>
-      <w:proofErr w:type="gramStart"/>
       <w:r>
         <w:rPr>
           <w:lang w:val="en-US"/>
@@ -1219,14 +1141,7 @@
         <w:rPr>
           <w:lang w:val="en-US"/>
         </w:rPr>
-        <w:t>,</w:t>
-      </w:r>
-      <w:proofErr w:type="gramEnd"/>
-      <w:r>
-        <w:rPr>
-          <w:lang w:val="en-US"/>
-        </w:rPr>
-        <w:t xml:space="preserve"> a </w:t>
+        <w:t xml:space="preserve">, a </w:t>
       </w:r>
       <w:proofErr w:type="spellStart"/>
       <w:r>
@@ -1364,21 +1279,7 @@
         <w:rPr>
           <w:lang w:val="en-US"/>
         </w:rPr>
-        <w:t xml:space="preserve"> rose through the air, </w:t>
-      </w:r>
-      <w:proofErr w:type="gramStart"/>
-      <w:r>
-        <w:rPr>
-          <w:lang w:val="en-US"/>
-        </w:rPr>
-        <w:t>higher and higher</w:t>
-      </w:r>
-      <w:proofErr w:type="gramEnd"/>
-      <w:r>
-        <w:rPr>
-          <w:lang w:val="en-US"/>
-        </w:rPr>
-        <w:t xml:space="preserve">, a cloud of </w:t>
+        <w:t xml:space="preserve"> rose through the air, higher and higher, a cloud of </w:t>
       </w:r>
       <w:proofErr w:type="spellStart"/>
       <w:r>
@@ -1586,21 +1487,7 @@
         <w:rPr>
           <w:lang w:val="en-US"/>
         </w:rPr>
-        <w:t xml:space="preserve">“I am not decided yet, for I </w:t>
-      </w:r>
-      <w:proofErr w:type="gramStart"/>
-      <w:r>
-        <w:rPr>
-          <w:lang w:val="en-US"/>
-        </w:rPr>
-        <w:t>don’t</w:t>
-      </w:r>
-      <w:proofErr w:type="gramEnd"/>
-      <w:r>
-        <w:rPr>
-          <w:lang w:val="en-US"/>
-        </w:rPr>
-        <w:t xml:space="preserve"> know if we can face what </w:t>
+        <w:t xml:space="preserve">“I am not decided yet, for I don’t know if we can face what </w:t>
       </w:r>
       <w:proofErr w:type="spellStart"/>
       <w:r>
@@ -1735,21 +1622,7 @@
         <w:rPr>
           <w:lang w:val="en-US"/>
         </w:rPr>
-        <w:t xml:space="preserve">We </w:t>
-      </w:r>
-      <w:proofErr w:type="gramStart"/>
-      <w:r>
-        <w:rPr>
-          <w:lang w:val="en-US"/>
-        </w:rPr>
-        <w:t>don’t</w:t>
-      </w:r>
-      <w:proofErr w:type="gramEnd"/>
-      <w:r>
-        <w:rPr>
-          <w:lang w:val="en-US"/>
-        </w:rPr>
-        <w:t xml:space="preserve"> know if they are here to fight, or just livestock for his strength. But both grow, as he sucks the well of souls dry.</w:t>
+        <w:t>We don’t know if they are here to fight, or just livestock for his strength. But both grow, as he sucks the well of souls dry.</w:t>
       </w:r>
       <w:r>
         <w:rPr>
@@ -2071,27 +1944,13 @@
         <w:rPr>
           <w:lang w:val="en-US"/>
         </w:rPr>
-        <w:t xml:space="preserve">, </w:t>
-      </w:r>
-      <w:proofErr w:type="gramStart"/>
-      <w:r>
-        <w:rPr>
-          <w:lang w:val="en-US"/>
-        </w:rPr>
-        <w:t xml:space="preserve">all </w:t>
-      </w:r>
-      <w:r>
-        <w:rPr>
-          <w:lang w:val="en-US"/>
-        </w:rPr>
-        <w:t>of</w:t>
-      </w:r>
-      <w:proofErr w:type="gramEnd"/>
-      <w:r>
-        <w:rPr>
-          <w:lang w:val="en-US"/>
-        </w:rPr>
-        <w:t xml:space="preserve"> its </w:t>
+        <w:t xml:space="preserve">, all </w:t>
+      </w:r>
+      <w:r>
+        <w:rPr>
+          <w:lang w:val="en-US"/>
+        </w:rPr>
+        <w:t xml:space="preserve">of its </w:t>
       </w:r>
       <w:r>
         <w:rPr>
@@ -2261,21 +2120,7 @@
         <w:rPr>
           <w:lang w:val="en-US"/>
         </w:rPr>
-        <w:t xml:space="preserve">They formed the sphere now fully, their souls touching without bounds, their minds one as was their spirit. They convened like this for quite some time, in human lives a year at most. But they </w:t>
-      </w:r>
-      <w:proofErr w:type="gramStart"/>
-      <w:r>
-        <w:rPr>
-          <w:lang w:val="en-US"/>
-        </w:rPr>
-        <w:t>came to a conclusion</w:t>
-      </w:r>
-      <w:proofErr w:type="gramEnd"/>
-      <w:r>
-        <w:rPr>
-          <w:lang w:val="en-US"/>
-        </w:rPr>
-        <w:t xml:space="preserve">. </w:t>
+        <w:t xml:space="preserve">They formed the sphere now fully, their souls touching without bounds, their minds one as was their spirit. They convened like this for quite some time, in human lives a year at most. But they came to a conclusion. </w:t>
       </w:r>
       <w:r>
         <w:rPr>
